--- a/Practicas Preprofesionales/Editables/Formato_Acta_Reunion.docx
+++ b/Practicas Preprofesionales/Editables/Formato_Acta_Reunion.docx
@@ -85,33 +85,46 @@
               </w:rPr>
               <w:drawing>
                 <wp:inline distT="0" distB="0" distL="0" distR="0">
-                  <wp:extent cx="1028700" cy="257175"/>
-                  <wp:effectExtent l="0" t="0" r="0" b="0"/>
-                  <wp:docPr id="3" name="image1.png"/>
-                  <wp:cNvGraphicFramePr/>
+                  <wp:extent cx="1102150" cy="354496"/>
+                  <wp:effectExtent l="0" t="0" r="3175" b="7620"/>
+                  <wp:docPr id="1" name="Imagen 1"/>
+                  <wp:cNvGraphicFramePr>
+                    <a:graphicFrameLocks xmlns:a="http://schemas.openxmlformats.org/drawingml/2006/main" noChangeAspect="1"/>
+                  </wp:cNvGraphicFramePr>
                   <a:graphic xmlns:a="http://schemas.openxmlformats.org/drawingml/2006/main">
                     <a:graphicData uri="http://schemas.openxmlformats.org/drawingml/2006/picture">
                       <pic:pic xmlns:pic="http://schemas.openxmlformats.org/drawingml/2006/picture">
                         <pic:nvPicPr>
-                          <pic:cNvPr id="0" name="image1.png"/>
-                          <pic:cNvPicPr preferRelativeResize="0"/>
+                          <pic:cNvPr id="1" name="U-LEARNINGCENTER_LOGO_HORIZONTAL.png"/>
+                          <pic:cNvPicPr/>
                         </pic:nvPicPr>
-                        <pic:blipFill>
-                          <a:blip r:embed="rId8"/>
-                          <a:srcRect/>
-                          <a:stretch>
-                            <a:fillRect/>
-                          </a:stretch>
+                        <pic:blipFill rotWithShape="1">
+                          <a:blip r:embed="rId8" cstate="print">
+                            <a:extLst>
+                              <a:ext uri="{28A0092B-C50C-407E-A947-70E740481C1C}">
+                                <a14:useLocalDpi xmlns:a14="http://schemas.microsoft.com/office/drawing/2010/main" val="0"/>
+                              </a:ext>
+                            </a:extLst>
+                          </a:blip>
+                          <a:srcRect t="18732" b="24092"/>
+                          <a:stretch/>
                         </pic:blipFill>
-                        <pic:spPr>
+                        <pic:spPr bwMode="auto">
                           <a:xfrm>
                             <a:off x="0" y="0"/>
-                            <a:ext cx="1028700" cy="257175"/>
+                            <a:ext cx="1123037" cy="361214"/>
                           </a:xfrm>
                           <a:prstGeom prst="rect">
                             <a:avLst/>
                           </a:prstGeom>
-                          <a:ln/>
+                          <a:ln>
+                            <a:noFill/>
+                          </a:ln>
+                          <a:extLst>
+                            <a:ext uri="{53640926-AAD7-44D8-BBD7-CCE9431645EC}">
+                              <a14:shadowObscured xmlns:a14="http://schemas.microsoft.com/office/drawing/2010/main"/>
+                            </a:ext>
+                          </a:extLst>
                         </pic:spPr>
                       </pic:pic>
                     </a:graphicData>
@@ -232,17 +245,7 @@
                 <w:sz w:val="20"/>
                 <w:szCs w:val="20"/>
               </w:rPr>
-              <w:t>I</w:t>
-            </w:r>
-            <w:r>
-              <w:rPr>
-                <w:rFonts w:ascii="Arial Narrow" w:eastAsia="Arial Narrow" w:hAnsi="Arial Narrow" w:cs="Arial Narrow"/>
-                <w:b/>
-                <w:color w:val="000000"/>
-                <w:sz w:val="20"/>
-                <w:szCs w:val="20"/>
-              </w:rPr>
-              <w:t>ngeniería de Requisitos</w:t>
+              <w:t>Ingeniería de Requisitos</w:t>
             </w:r>
           </w:p>
         </w:tc>
@@ -504,8 +507,6 @@
               </w:rPr>
               <w:t xml:space="preserve">  </w:t>
             </w:r>
-            <w:bookmarkStart w:id="0" w:name="_GoBack"/>
-            <w:bookmarkEnd w:id="0"/>
             <w:r>
               <w:rPr>
                 <w:rFonts w:ascii="Times New Roman" w:eastAsia="Times New Roman" w:hAnsi="Times New Roman" w:cs="Times New Roman"/>
@@ -562,24 +563,39 @@
                 <w:sz w:val="24"/>
                 <w:szCs w:val="24"/>
               </w:rPr>
-              <w:t>L</w:t>
-            </w:r>
-            <w:r>
-              <w:rPr>
-                <w:rFonts w:ascii="Times New Roman" w:eastAsia="Times New Roman" w:hAnsi="Times New Roman" w:cs="Times New Roman"/>
-                <w:b/>
-                <w:sz w:val="24"/>
-                <w:szCs w:val="24"/>
-              </w:rPr>
-              <w:t>ugar:</w:t>
-            </w:r>
-            <w:r>
-              <w:rPr>
-                <w:rFonts w:ascii="Times New Roman" w:eastAsia="Times New Roman" w:hAnsi="Times New Roman" w:cs="Times New Roman"/>
-                <w:sz w:val="24"/>
-                <w:szCs w:val="24"/>
-              </w:rPr>
-              <w:t xml:space="preserve"> Universidad de las Fuerzas Armadas “ESPE” - Oficina del Tutor del Proyecto, Departamento de Ciencias de la Computación “DCCO”</w:t>
+              <w:t>Lugar:</w:t>
+            </w:r>
+            <w:r>
+              <w:rPr>
+                <w:rFonts w:ascii="Times New Roman" w:eastAsia="Times New Roman" w:hAnsi="Times New Roman" w:cs="Times New Roman"/>
+                <w:sz w:val="24"/>
+                <w:szCs w:val="24"/>
+              </w:rPr>
+              <w:t xml:space="preserve"> </w:t>
+            </w:r>
+            <w:r>
+              <w:rPr>
+                <w:rFonts w:ascii="Times New Roman" w:eastAsia="Times New Roman" w:hAnsi="Times New Roman" w:cs="Times New Roman"/>
+                <w:sz w:val="24"/>
+                <w:szCs w:val="24"/>
+              </w:rPr>
+              <w:t>Vicente Mosquera</w:t>
+            </w:r>
+            <w:r>
+              <w:rPr>
+                <w:rFonts w:ascii="Times New Roman" w:eastAsia="Times New Roman" w:hAnsi="Times New Roman" w:cs="Times New Roman"/>
+                <w:sz w:val="24"/>
+                <w:szCs w:val="24"/>
+              </w:rPr>
+              <w:t xml:space="preserve"> y </w:t>
+            </w:r>
+            <w:r>
+              <w:rPr>
+                <w:rFonts w:ascii="Times New Roman" w:eastAsia="Times New Roman" w:hAnsi="Times New Roman" w:cs="Times New Roman"/>
+                <w:sz w:val="24"/>
+                <w:szCs w:val="24"/>
+              </w:rPr>
+              <w:t>Pasaje N57c</w:t>
             </w:r>
           </w:p>
         </w:tc>
@@ -716,7 +732,25 @@
                 <w:sz w:val="24"/>
                 <w:szCs w:val="24"/>
               </w:rPr>
-              <w:t>08H45</w:t>
+              <w:t>14</w:t>
+            </w:r>
+            <w:r>
+              <w:rPr>
+                <w:rFonts w:ascii="Times New Roman" w:eastAsia="Times New Roman" w:hAnsi="Times New Roman" w:cs="Times New Roman"/>
+                <w:i/>
+                <w:sz w:val="24"/>
+                <w:szCs w:val="24"/>
+              </w:rPr>
+              <w:t>H</w:t>
+            </w:r>
+            <w:r>
+              <w:rPr>
+                <w:rFonts w:ascii="Times New Roman" w:eastAsia="Times New Roman" w:hAnsi="Times New Roman" w:cs="Times New Roman"/>
+                <w:i/>
+                <w:sz w:val="24"/>
+                <w:szCs w:val="24"/>
+              </w:rPr>
+              <w:t>00</w:t>
             </w:r>
           </w:p>
         </w:tc>
@@ -776,7 +810,7 @@
                 <w:sz w:val="24"/>
                 <w:szCs w:val="24"/>
               </w:rPr>
-              <w:t>09H15</w:t>
+              <w:t>15H00</w:t>
             </w:r>
           </w:p>
         </w:tc>
@@ -1059,17 +1093,7 @@
                 <w:sz w:val="24"/>
                 <w:szCs w:val="24"/>
               </w:rPr>
-              <w:t xml:space="preserve">Despedida y firma </w:t>
-            </w:r>
-            <w:r>
-              <w:rPr>
-                <w:rFonts w:ascii="Times New Roman" w:eastAsia="Times New Roman" w:hAnsi="Times New Roman" w:cs="Times New Roman"/>
-                <w:i/>
-                <w:color w:val="000000"/>
-                <w:sz w:val="24"/>
-                <w:szCs w:val="24"/>
-              </w:rPr>
-              <w:t>del acta.</w:t>
+              <w:t>Despedida y firma del acta.</w:t>
             </w:r>
           </w:p>
         </w:tc>
@@ -1228,8 +1252,8 @@
                 <w:szCs w:val="24"/>
               </w:rPr>
             </w:pPr>
-            <w:bookmarkStart w:id="1" w:name="_heading=h.gjdgxs" w:colFirst="0" w:colLast="0"/>
-            <w:bookmarkEnd w:id="1"/>
+            <w:bookmarkStart w:id="0" w:name="_heading=h.gjdgxs" w:colFirst="0" w:colLast="0"/>
+            <w:bookmarkEnd w:id="0"/>
           </w:p>
         </w:tc>
         <w:tc>
@@ -1270,6 +1294,8 @@
                 <w:szCs w:val="24"/>
               </w:rPr>
             </w:pPr>
+            <w:bookmarkStart w:id="1" w:name="_GoBack"/>
+            <w:bookmarkEnd w:id="1"/>
           </w:p>
         </w:tc>
       </w:tr>
@@ -2287,20 +2313,27 @@
               </w:rPr>
               <w:drawing>
                 <wp:inline distT="0" distB="0" distL="0" distR="0">
-                  <wp:extent cx="1028700" cy="257175"/>
-                  <wp:effectExtent l="0" t="0" r="0" b="0"/>
-                  <wp:docPr id="4" name="image1.png"/>
-                  <wp:cNvGraphicFramePr/>
+                  <wp:extent cx="1101725" cy="356235"/>
+                  <wp:effectExtent l="0" t="0" r="3175" b="5715"/>
+                  <wp:docPr id="2" name="Imagen 2"/>
+                  <wp:cNvGraphicFramePr>
+                    <a:graphicFrameLocks xmlns:a="http://schemas.openxmlformats.org/drawingml/2006/main" noChangeAspect="1"/>
+                  </wp:cNvGraphicFramePr>
                   <a:graphic xmlns:a="http://schemas.openxmlformats.org/drawingml/2006/main">
                     <a:graphicData uri="http://schemas.openxmlformats.org/drawingml/2006/picture">
                       <pic:pic xmlns:pic="http://schemas.openxmlformats.org/drawingml/2006/picture">
                         <pic:nvPicPr>
-                          <pic:cNvPr id="0" name="image1.png"/>
-                          <pic:cNvPicPr preferRelativeResize="0"/>
+                          <pic:cNvPr id="2" name="U-LEARNINGCENTER_LOGO_HORIZONTAL.png"/>
+                          <pic:cNvPicPr/>
                         </pic:nvPicPr>
                         <pic:blipFill>
-                          <a:blip r:embed="rId8"/>
-                          <a:srcRect/>
+                          <a:blip r:embed="rId11" cstate="print">
+                            <a:extLst>
+                              <a:ext uri="{28A0092B-C50C-407E-A947-70E740481C1C}">
+                                <a14:useLocalDpi xmlns:a14="http://schemas.microsoft.com/office/drawing/2010/main" val="0"/>
+                              </a:ext>
+                            </a:extLst>
+                          </a:blip>
                           <a:stretch>
                             <a:fillRect/>
                           </a:stretch>
@@ -2308,12 +2341,11 @@
                         <pic:spPr>
                           <a:xfrm>
                             <a:off x="0" y="0"/>
-                            <a:ext cx="1028700" cy="257175"/>
+                            <a:ext cx="1101725" cy="356235"/>
                           </a:xfrm>
                           <a:prstGeom prst="rect">
                             <a:avLst/>
                           </a:prstGeom>
-                          <a:ln/>
                         </pic:spPr>
                       </pic:pic>
                     </a:graphicData>
@@ -2688,8 +2720,8 @@
       </w:tblPr>
       <w:tblGrid>
         <w:gridCol w:w="4590"/>
-        <w:gridCol w:w="3690"/>
-        <w:gridCol w:w="2970"/>
+        <w:gridCol w:w="2411"/>
+        <w:gridCol w:w="4249"/>
         <w:gridCol w:w="1980"/>
         <w:gridCol w:w="2055"/>
       </w:tblGrid>
@@ -2735,7 +2767,7 @@
         </w:tc>
         <w:tc>
           <w:tcPr>
-            <w:tcW w:w="3690" w:type="dxa"/>
+            <w:tcW w:w="2411" w:type="dxa"/>
             <w:tcBorders>
               <w:top w:val="single" w:sz="4" w:space="0" w:color="000000"/>
               <w:left w:val="single" w:sz="4" w:space="0" w:color="000000"/>
@@ -2768,13 +2800,13 @@
                 <w:sz w:val="24"/>
                 <w:szCs w:val="24"/>
               </w:rPr>
-              <w:t>ENTIDAD - UNIDAD - CARGO</w:t>
-            </w:r>
-          </w:p>
-        </w:tc>
-        <w:tc>
-          <w:tcPr>
-            <w:tcW w:w="2970" w:type="dxa"/>
+              <w:t>CARGO</w:t>
+            </w:r>
+          </w:p>
+        </w:tc>
+        <w:tc>
+          <w:tcPr>
+            <w:tcW w:w="4249" w:type="dxa"/>
             <w:tcBorders>
               <w:top w:val="single" w:sz="4" w:space="0" w:color="000000"/>
               <w:left w:val="single" w:sz="4" w:space="0" w:color="000000"/>
@@ -2929,20 +2961,31 @@
                 <w:szCs w:val="24"/>
               </w:rPr>
             </w:pPr>
-            <w:r>
-              <w:rPr>
-                <w:rFonts w:ascii="Times New Roman" w:eastAsia="Times New Roman" w:hAnsi="Times New Roman" w:cs="Times New Roman"/>
-                <w:color w:val="000000"/>
-                <w:sz w:val="24"/>
-                <w:szCs w:val="24"/>
-              </w:rPr>
-              <w:t>Miguel Alejandro Gutiérrez Vásquez</w:t>
-            </w:r>
-          </w:p>
-        </w:tc>
-        <w:tc>
-          <w:tcPr>
-            <w:tcW w:w="3690" w:type="dxa"/>
+            <w:proofErr w:type="spellStart"/>
+            <w:r>
+              <w:rPr>
+                <w:rFonts w:ascii="Times New Roman" w:eastAsia="Times New Roman" w:hAnsi="Times New Roman" w:cs="Times New Roman"/>
+                <w:color w:val="000000"/>
+                <w:sz w:val="24"/>
+                <w:szCs w:val="24"/>
+              </w:rPr>
+              <w:t>Ednan</w:t>
+            </w:r>
+            <w:proofErr w:type="spellEnd"/>
+            <w:r>
+              <w:rPr>
+                <w:rFonts w:ascii="Times New Roman" w:eastAsia="Times New Roman" w:hAnsi="Times New Roman" w:cs="Times New Roman"/>
+                <w:color w:val="000000"/>
+                <w:sz w:val="24"/>
+                <w:szCs w:val="24"/>
+              </w:rPr>
+              <w:t xml:space="preserve"> Josué Merino Calderón</w:t>
+            </w:r>
+          </w:p>
+        </w:tc>
+        <w:tc>
+          <w:tcPr>
+            <w:tcW w:w="2411" w:type="dxa"/>
             <w:tcBorders>
               <w:top w:val="single" w:sz="4" w:space="0" w:color="000000"/>
               <w:left w:val="dotted" w:sz="4" w:space="0" w:color="000000"/>
@@ -2973,13 +3016,13 @@
                 <w:sz w:val="24"/>
                 <w:szCs w:val="24"/>
               </w:rPr>
-              <w:t xml:space="preserve">Integrante del Equipo </w:t>
-            </w:r>
-          </w:p>
-        </w:tc>
-        <w:tc>
-          <w:tcPr>
-            <w:tcW w:w="2970" w:type="dxa"/>
+              <w:t>Pasante</w:t>
+            </w:r>
+          </w:p>
+        </w:tc>
+        <w:tc>
+          <w:tcPr>
+            <w:tcW w:w="4249" w:type="dxa"/>
             <w:tcBorders>
               <w:top w:val="single" w:sz="4" w:space="0" w:color="000000"/>
               <w:left w:val="dotted" w:sz="4" w:space="0" w:color="000000"/>
@@ -3009,7 +3052,15 @@
                 <w:sz w:val="24"/>
                 <w:szCs w:val="24"/>
               </w:rPr>
-              <w:t>magutierrez9@espe.edu.ec</w:t>
+              <w:t>ejmerino</w:t>
+            </w:r>
+            <w:r>
+              <w:rPr>
+                <w:rFonts w:ascii="Times New Roman" w:eastAsia="Times New Roman" w:hAnsi="Times New Roman" w:cs="Times New Roman"/>
+                <w:sz w:val="24"/>
+                <w:szCs w:val="24"/>
+              </w:rPr>
+              <w:t>@espe.edu.ec</w:t>
             </w:r>
           </w:p>
         </w:tc>
@@ -3046,7 +3097,31 @@
                 <w:sz w:val="24"/>
                 <w:szCs w:val="24"/>
               </w:rPr>
-              <w:t>098 683 0996</w:t>
+              <w:t xml:space="preserve">098 </w:t>
+            </w:r>
+            <w:r>
+              <w:rPr>
+                <w:rFonts w:ascii="Times New Roman" w:eastAsia="Times New Roman" w:hAnsi="Times New Roman" w:cs="Times New Roman"/>
+                <w:sz w:val="24"/>
+                <w:szCs w:val="24"/>
+              </w:rPr>
+              <w:t>780</w:t>
+            </w:r>
+            <w:r>
+              <w:rPr>
+                <w:rFonts w:ascii="Times New Roman" w:eastAsia="Times New Roman" w:hAnsi="Times New Roman" w:cs="Times New Roman"/>
+                <w:sz w:val="24"/>
+                <w:szCs w:val="24"/>
+              </w:rPr>
+              <w:t xml:space="preserve"> 0</w:t>
+            </w:r>
+            <w:r>
+              <w:rPr>
+                <w:rFonts w:ascii="Times New Roman" w:eastAsia="Times New Roman" w:hAnsi="Times New Roman" w:cs="Times New Roman"/>
+                <w:sz w:val="24"/>
+                <w:szCs w:val="24"/>
+              </w:rPr>
+              <w:t>233</w:t>
             </w:r>
           </w:p>
         </w:tc>
@@ -3077,6 +3152,30 @@
                 <w:szCs w:val="24"/>
               </w:rPr>
             </w:pPr>
+            <w:r>
+              <w:rPr>
+                <w:rFonts w:ascii="Times New Roman" w:eastAsia="Times New Roman" w:hAnsi="Times New Roman" w:cs="Times New Roman"/>
+                <w:sz w:val="24"/>
+                <w:szCs w:val="24"/>
+              </w:rPr>
+              <w:br/>
+            </w:r>
+            <w:r>
+              <w:rPr>
+                <w:rFonts w:ascii="Times New Roman" w:eastAsia="Times New Roman" w:hAnsi="Times New Roman" w:cs="Times New Roman"/>
+                <w:sz w:val="24"/>
+                <w:szCs w:val="24"/>
+              </w:rPr>
+              <w:br/>
+            </w:r>
+            <w:r>
+              <w:rPr>
+                <w:rFonts w:ascii="Times New Roman" w:eastAsia="Times New Roman" w:hAnsi="Times New Roman" w:cs="Times New Roman"/>
+                <w:sz w:val="24"/>
+                <w:szCs w:val="24"/>
+              </w:rPr>
+              <w:br/>
+            </w:r>
           </w:p>
         </w:tc>
       </w:tr>
@@ -3119,31 +3218,20 @@
                 <w:szCs w:val="24"/>
               </w:rPr>
             </w:pPr>
-            <w:proofErr w:type="spellStart"/>
-            <w:r>
-              <w:rPr>
-                <w:rFonts w:ascii="Times New Roman" w:eastAsia="Times New Roman" w:hAnsi="Times New Roman" w:cs="Times New Roman"/>
-                <w:color w:val="000000"/>
-                <w:sz w:val="24"/>
-                <w:szCs w:val="24"/>
-              </w:rPr>
-              <w:t>Yorman</w:t>
-            </w:r>
-            <w:proofErr w:type="spellEnd"/>
-            <w:r>
-              <w:rPr>
-                <w:rFonts w:ascii="Times New Roman" w:eastAsia="Times New Roman" w:hAnsi="Times New Roman" w:cs="Times New Roman"/>
-                <w:color w:val="000000"/>
-                <w:sz w:val="24"/>
-                <w:szCs w:val="24"/>
-              </w:rPr>
-              <w:t xml:space="preserve"> Javier Oña Gamarra</w:t>
-            </w:r>
-          </w:p>
-        </w:tc>
-        <w:tc>
-          <w:tcPr>
-            <w:tcW w:w="3690" w:type="dxa"/>
+            <w:r>
+              <w:rPr>
+                <w:rFonts w:ascii="Times New Roman" w:eastAsia="Times New Roman" w:hAnsi="Times New Roman" w:cs="Times New Roman"/>
+                <w:color w:val="000000"/>
+                <w:sz w:val="24"/>
+                <w:szCs w:val="24"/>
+              </w:rPr>
+              <w:t>Fernando Sandino Jaramillo Cartagena</w:t>
+            </w:r>
+          </w:p>
+        </w:tc>
+        <w:tc>
+          <w:tcPr>
+            <w:tcW w:w="2411" w:type="dxa"/>
             <w:tcBorders>
               <w:top w:val="dotted" w:sz="4" w:space="0" w:color="000000"/>
               <w:left w:val="dotted" w:sz="4" w:space="0" w:color="000000"/>
@@ -3174,13 +3262,21 @@
                 <w:sz w:val="24"/>
                 <w:szCs w:val="24"/>
               </w:rPr>
-              <w:t xml:space="preserve">Integrante del Equipo </w:t>
-            </w:r>
-          </w:p>
-        </w:tc>
-        <w:tc>
-          <w:tcPr>
-            <w:tcW w:w="2970" w:type="dxa"/>
+              <w:t>Gerente de TI</w:t>
+            </w:r>
+            <w:r>
+              <w:rPr>
+                <w:rFonts w:ascii="Times New Roman" w:eastAsia="Times New Roman" w:hAnsi="Times New Roman" w:cs="Times New Roman"/>
+                <w:sz w:val="24"/>
+                <w:szCs w:val="24"/>
+              </w:rPr>
+              <w:t xml:space="preserve"> </w:t>
+            </w:r>
+          </w:p>
+        </w:tc>
+        <w:tc>
+          <w:tcPr>
+            <w:tcW w:w="4249" w:type="dxa"/>
             <w:tcBorders>
               <w:top w:val="dotted" w:sz="4" w:space="0" w:color="000000"/>
               <w:left w:val="dotted" w:sz="4" w:space="0" w:color="000000"/>
@@ -3210,7 +3306,23 @@
                 <w:sz w:val="24"/>
                 <w:szCs w:val="24"/>
               </w:rPr>
-              <w:t>yjona@espe.edu.ec</w:t>
+              <w:t>sandino.jaramilo</w:t>
+            </w:r>
+            <w:r>
+              <w:rPr>
+                <w:rFonts w:ascii="Times New Roman" w:eastAsia="Times New Roman" w:hAnsi="Times New Roman" w:cs="Times New Roman"/>
+                <w:sz w:val="24"/>
+                <w:szCs w:val="24"/>
+              </w:rPr>
+              <w:t>@</w:t>
+            </w:r>
+            <w:r>
+              <w:rPr>
+                <w:rFonts w:ascii="Times New Roman" w:eastAsia="Times New Roman" w:hAnsi="Times New Roman" w:cs="Times New Roman"/>
+                <w:sz w:val="24"/>
+                <w:szCs w:val="24"/>
+              </w:rPr>
+              <w:t>ulearningcenter.com</w:t>
             </w:r>
           </w:p>
         </w:tc>
@@ -3247,7 +3359,15 @@
                 <w:sz w:val="24"/>
                 <w:szCs w:val="24"/>
               </w:rPr>
-              <w:t>099 842 7872</w:t>
+              <w:t>0</w:t>
+            </w:r>
+            <w:r>
+              <w:rPr>
+                <w:rFonts w:ascii="Times New Roman" w:eastAsia="Times New Roman" w:hAnsi="Times New Roman" w:cs="Times New Roman"/>
+                <w:sz w:val="24"/>
+                <w:szCs w:val="24"/>
+              </w:rPr>
+              <w:t>99 270 6086</w:t>
             </w:r>
           </w:p>
         </w:tc>
@@ -3278,6 +3398,30 @@
                 <w:szCs w:val="24"/>
               </w:rPr>
             </w:pPr>
+            <w:r>
+              <w:rPr>
+                <w:rFonts w:ascii="Times New Roman" w:eastAsia="Times New Roman" w:hAnsi="Times New Roman" w:cs="Times New Roman"/>
+                <w:sz w:val="24"/>
+                <w:szCs w:val="24"/>
+              </w:rPr>
+              <w:br/>
+            </w:r>
+            <w:r>
+              <w:rPr>
+                <w:rFonts w:ascii="Times New Roman" w:eastAsia="Times New Roman" w:hAnsi="Times New Roman" w:cs="Times New Roman"/>
+                <w:sz w:val="24"/>
+                <w:szCs w:val="24"/>
+              </w:rPr>
+              <w:br/>
+            </w:r>
+            <w:r>
+              <w:rPr>
+                <w:rFonts w:ascii="Times New Roman" w:eastAsia="Times New Roman" w:hAnsi="Times New Roman" w:cs="Times New Roman"/>
+                <w:sz w:val="24"/>
+                <w:szCs w:val="24"/>
+              </w:rPr>
+              <w:br/>
+            </w:r>
           </w:p>
         </w:tc>
       </w:tr>
@@ -3327,13 +3471,33 @@
                 <w:sz w:val="24"/>
                 <w:szCs w:val="24"/>
               </w:rPr>
-              <w:t>Francisco Sebastián Quiroga Benítez</w:t>
-            </w:r>
-          </w:p>
-        </w:tc>
-        <w:tc>
-          <w:tcPr>
-            <w:tcW w:w="3690" w:type="dxa"/>
+              <w:t xml:space="preserve">Verónica Patricia </w:t>
+            </w:r>
+            <w:proofErr w:type="spellStart"/>
+            <w:r>
+              <w:rPr>
+                <w:rFonts w:ascii="Times New Roman" w:eastAsia="Times New Roman" w:hAnsi="Times New Roman" w:cs="Times New Roman"/>
+                <w:color w:val="000000"/>
+                <w:sz w:val="24"/>
+                <w:szCs w:val="24"/>
+              </w:rPr>
+              <w:t>Villacís</w:t>
+            </w:r>
+            <w:proofErr w:type="spellEnd"/>
+            <w:r>
+              <w:rPr>
+                <w:rFonts w:ascii="Times New Roman" w:eastAsia="Times New Roman" w:hAnsi="Times New Roman" w:cs="Times New Roman"/>
+                <w:color w:val="000000"/>
+                <w:sz w:val="24"/>
+                <w:szCs w:val="24"/>
+              </w:rPr>
+              <w:t xml:space="preserve"> Altamirano</w:t>
+            </w:r>
+          </w:p>
+        </w:tc>
+        <w:tc>
+          <w:tcPr>
+            <w:tcW w:w="2411" w:type="dxa"/>
             <w:tcBorders>
               <w:top w:val="dotted" w:sz="4" w:space="0" w:color="000000"/>
               <w:left w:val="dotted" w:sz="4" w:space="0" w:color="000000"/>
@@ -3364,13 +3528,21 @@
                 <w:sz w:val="24"/>
                 <w:szCs w:val="24"/>
               </w:rPr>
-              <w:t xml:space="preserve">Integrante del Equipo </w:t>
-            </w:r>
-          </w:p>
-        </w:tc>
-        <w:tc>
-          <w:tcPr>
-            <w:tcW w:w="2970" w:type="dxa"/>
+              <w:t>Gerente de Marketing</w:t>
+            </w:r>
+            <w:r>
+              <w:rPr>
+                <w:rFonts w:ascii="Times New Roman" w:eastAsia="Times New Roman" w:hAnsi="Times New Roman" w:cs="Times New Roman"/>
+                <w:sz w:val="24"/>
+                <w:szCs w:val="24"/>
+              </w:rPr>
+              <w:t xml:space="preserve"> </w:t>
+            </w:r>
+          </w:p>
+        </w:tc>
+        <w:tc>
+          <w:tcPr>
+            <w:tcW w:w="4249" w:type="dxa"/>
             <w:tcBorders>
               <w:top w:val="dotted" w:sz="4" w:space="0" w:color="000000"/>
               <w:left w:val="dotted" w:sz="4" w:space="0" w:color="000000"/>
@@ -3400,7 +3572,7 @@
                 <w:sz w:val="24"/>
                 <w:szCs w:val="24"/>
               </w:rPr>
-              <w:t>fsquiroga@espe.edu.ec</w:t>
+              <w:t>verónica.villacis@ulearningcenter.com</w:t>
             </w:r>
           </w:p>
         </w:tc>
@@ -3437,7 +3609,15 @@
                 <w:sz w:val="24"/>
                 <w:szCs w:val="24"/>
               </w:rPr>
-              <w:t>099 969 2453</w:t>
+              <w:t>0</w:t>
+            </w:r>
+            <w:r>
+              <w:rPr>
+                <w:rFonts w:ascii="Times New Roman" w:eastAsia="Times New Roman" w:hAnsi="Times New Roman" w:cs="Times New Roman"/>
+                <w:sz w:val="24"/>
+                <w:szCs w:val="24"/>
+              </w:rPr>
+              <w:t>98 408 1670</w:t>
             </w:r>
           </w:p>
         </w:tc>
@@ -3468,985 +3648,30 @@
                 <w:szCs w:val="24"/>
               </w:rPr>
             </w:pPr>
-          </w:p>
-        </w:tc>
-      </w:tr>
-      <w:tr>
-        <w:trPr>
-          <w:trHeight w:val="694"/>
-        </w:trPr>
-        <w:tc>
-          <w:tcPr>
-            <w:tcW w:w="4590" w:type="dxa"/>
-            <w:tcBorders>
-              <w:top w:val="dotted" w:sz="4" w:space="0" w:color="000000"/>
-              <w:left w:val="single" w:sz="4" w:space="0" w:color="000000"/>
-              <w:bottom w:val="dotted" w:sz="4" w:space="0" w:color="000000"/>
-              <w:right w:val="dotted" w:sz="4" w:space="0" w:color="000000"/>
-            </w:tcBorders>
-            <w:shd w:val="clear" w:color="auto" w:fill="auto"/>
-            <w:tcMar>
-              <w:top w:w="0" w:type="dxa"/>
-              <w:left w:w="108" w:type="dxa"/>
-              <w:bottom w:w="0" w:type="dxa"/>
-              <w:right w:w="108" w:type="dxa"/>
-            </w:tcMar>
-            <w:vAlign w:val="center"/>
-          </w:tcPr>
-          <w:p>
-            <w:pPr>
-              <w:pBdr>
-                <w:top w:val="nil"/>
-                <w:left w:val="nil"/>
-                <w:bottom w:val="nil"/>
-                <w:right w:val="nil"/>
-                <w:between w:val="nil"/>
-              </w:pBdr>
-              <w:spacing w:after="0" w:line="240" w:lineRule="auto"/>
-              <w:rPr>
-                <w:rFonts w:ascii="Times New Roman" w:eastAsia="Times New Roman" w:hAnsi="Times New Roman" w:cs="Times New Roman"/>
-                <w:color w:val="000000"/>
-                <w:sz w:val="24"/>
-                <w:szCs w:val="24"/>
-              </w:rPr>
-            </w:pPr>
-            <w:r>
-              <w:rPr>
-                <w:rFonts w:ascii="Times New Roman" w:eastAsia="Times New Roman" w:hAnsi="Times New Roman" w:cs="Times New Roman"/>
-                <w:color w:val="000000"/>
-                <w:sz w:val="24"/>
-                <w:szCs w:val="24"/>
-              </w:rPr>
-              <w:t>Ing. Washington Eduardo Loza Herrera</w:t>
-            </w:r>
-          </w:p>
-        </w:tc>
-        <w:tc>
-          <w:tcPr>
-            <w:tcW w:w="3690" w:type="dxa"/>
-            <w:tcBorders>
-              <w:top w:val="dotted" w:sz="4" w:space="0" w:color="000000"/>
-              <w:left w:val="dotted" w:sz="4" w:space="0" w:color="000000"/>
-              <w:bottom w:val="dotted" w:sz="4" w:space="0" w:color="000000"/>
-              <w:right w:val="dotted" w:sz="4" w:space="0" w:color="000000"/>
-            </w:tcBorders>
-            <w:shd w:val="clear" w:color="auto" w:fill="auto"/>
-            <w:tcMar>
-              <w:top w:w="0" w:type="dxa"/>
-              <w:left w:w="108" w:type="dxa"/>
-              <w:bottom w:w="0" w:type="dxa"/>
-              <w:right w:w="108" w:type="dxa"/>
-            </w:tcMar>
-            <w:vAlign w:val="center"/>
-          </w:tcPr>
-          <w:p>
-            <w:pPr>
-              <w:pBdr>
-                <w:top w:val="nil"/>
-                <w:left w:val="nil"/>
-                <w:bottom w:val="nil"/>
-                <w:right w:val="nil"/>
-                <w:between w:val="nil"/>
-              </w:pBdr>
-              <w:spacing w:after="0" w:line="240" w:lineRule="auto"/>
-              <w:rPr>
-                <w:rFonts w:ascii="Times New Roman" w:eastAsia="Times New Roman" w:hAnsi="Times New Roman" w:cs="Times New Roman"/>
-                <w:color w:val="000000"/>
-                <w:sz w:val="24"/>
-                <w:szCs w:val="24"/>
-              </w:rPr>
-            </w:pPr>
-            <w:r>
-              <w:rPr>
-                <w:rFonts w:ascii="Times New Roman" w:eastAsia="Times New Roman" w:hAnsi="Times New Roman" w:cs="Times New Roman"/>
-                <w:color w:val="000000"/>
-                <w:sz w:val="24"/>
-                <w:szCs w:val="24"/>
-              </w:rPr>
-              <w:t>Tutor del Proyecto</w:t>
-            </w:r>
-          </w:p>
-        </w:tc>
-        <w:tc>
-          <w:tcPr>
-            <w:tcW w:w="2970" w:type="dxa"/>
-            <w:tcBorders>
-              <w:top w:val="dotted" w:sz="4" w:space="0" w:color="000000"/>
-              <w:left w:val="dotted" w:sz="4" w:space="0" w:color="000000"/>
-              <w:bottom w:val="dotted" w:sz="4" w:space="0" w:color="000000"/>
-              <w:right w:val="dotted" w:sz="4" w:space="0" w:color="000000"/>
-            </w:tcBorders>
-            <w:shd w:val="clear" w:color="auto" w:fill="auto"/>
-            <w:tcMar>
-              <w:top w:w="0" w:type="dxa"/>
-              <w:left w:w="108" w:type="dxa"/>
-              <w:bottom w:w="0" w:type="dxa"/>
-              <w:right w:w="108" w:type="dxa"/>
-            </w:tcMar>
-          </w:tcPr>
-          <w:p>
-            <w:pPr>
-              <w:spacing w:before="240" w:after="0" w:line="240" w:lineRule="auto"/>
-              <w:rPr>
-                <w:rFonts w:ascii="Times New Roman" w:eastAsia="Times New Roman" w:hAnsi="Times New Roman" w:cs="Times New Roman"/>
-                <w:sz w:val="24"/>
-                <w:szCs w:val="24"/>
-              </w:rPr>
-            </w:pPr>
-            <w:r>
-              <w:rPr>
-                <w:rFonts w:ascii="Times New Roman" w:eastAsia="Times New Roman" w:hAnsi="Times New Roman" w:cs="Times New Roman"/>
-                <w:sz w:val="24"/>
-                <w:szCs w:val="24"/>
-              </w:rPr>
-              <w:t>wwloza@espe.edu.ec</w:t>
-            </w:r>
-          </w:p>
-        </w:tc>
-        <w:tc>
-          <w:tcPr>
-            <w:tcW w:w="1980" w:type="dxa"/>
-            <w:tcBorders>
-              <w:top w:val="dotted" w:sz="4" w:space="0" w:color="000000"/>
-              <w:left w:val="dotted" w:sz="4" w:space="0" w:color="000000"/>
-              <w:bottom w:val="dotted" w:sz="4" w:space="0" w:color="000000"/>
-              <w:right w:val="dotted" w:sz="4" w:space="0" w:color="000000"/>
-            </w:tcBorders>
-            <w:shd w:val="clear" w:color="auto" w:fill="auto"/>
-            <w:tcMar>
-              <w:top w:w="0" w:type="dxa"/>
-              <w:left w:w="108" w:type="dxa"/>
-              <w:bottom w:w="0" w:type="dxa"/>
-              <w:right w:w="108" w:type="dxa"/>
-            </w:tcMar>
-          </w:tcPr>
-          <w:p>
-            <w:pPr>
-              <w:spacing w:before="240" w:after="0" w:line="240" w:lineRule="auto"/>
-              <w:jc w:val="center"/>
-              <w:rPr>
-                <w:rFonts w:ascii="Times New Roman" w:eastAsia="Times New Roman" w:hAnsi="Times New Roman" w:cs="Times New Roman"/>
-                <w:sz w:val="24"/>
-                <w:szCs w:val="24"/>
-              </w:rPr>
-            </w:pPr>
-            <w:r>
-              <w:rPr>
-                <w:rFonts w:ascii="Times New Roman" w:eastAsia="Times New Roman" w:hAnsi="Times New Roman" w:cs="Times New Roman"/>
-                <w:sz w:val="24"/>
-                <w:szCs w:val="24"/>
-              </w:rPr>
-              <w:t>099 923 8772</w:t>
-            </w:r>
-          </w:p>
-        </w:tc>
-        <w:tc>
-          <w:tcPr>
-            <w:tcW w:w="2055" w:type="dxa"/>
-            <w:tcBorders>
-              <w:top w:val="dotted" w:sz="4" w:space="0" w:color="000000"/>
-              <w:left w:val="dotted" w:sz="4" w:space="0" w:color="000000"/>
-              <w:bottom w:val="dotted" w:sz="4" w:space="0" w:color="000000"/>
-              <w:right w:val="single" w:sz="4" w:space="0" w:color="000000"/>
-            </w:tcBorders>
-            <w:shd w:val="clear" w:color="auto" w:fill="auto"/>
-            <w:tcMar>
-              <w:top w:w="0" w:type="dxa"/>
-              <w:left w:w="108" w:type="dxa"/>
-              <w:bottom w:w="0" w:type="dxa"/>
-              <w:right w:w="108" w:type="dxa"/>
-            </w:tcMar>
-            <w:vAlign w:val="center"/>
-          </w:tcPr>
-          <w:p>
-            <w:pPr>
-              <w:spacing w:after="0" w:line="240" w:lineRule="auto"/>
-              <w:rPr>
-                <w:rFonts w:ascii="Times New Roman" w:eastAsia="Times New Roman" w:hAnsi="Times New Roman" w:cs="Times New Roman"/>
-                <w:sz w:val="24"/>
-                <w:szCs w:val="24"/>
-              </w:rPr>
-            </w:pPr>
-          </w:p>
-        </w:tc>
-      </w:tr>
-      <w:tr>
-        <w:trPr>
-          <w:trHeight w:val="694"/>
-        </w:trPr>
-        <w:tc>
-          <w:tcPr>
-            <w:tcW w:w="4590" w:type="dxa"/>
-            <w:tcBorders>
-              <w:top w:val="dotted" w:sz="4" w:space="0" w:color="000000"/>
-              <w:left w:val="single" w:sz="4" w:space="0" w:color="000000"/>
-              <w:bottom w:val="dotted" w:sz="4" w:space="0" w:color="000000"/>
-              <w:right w:val="dotted" w:sz="4" w:space="0" w:color="000000"/>
-            </w:tcBorders>
-            <w:shd w:val="clear" w:color="auto" w:fill="auto"/>
-            <w:tcMar>
-              <w:top w:w="0" w:type="dxa"/>
-              <w:left w:w="108" w:type="dxa"/>
-              <w:bottom w:w="0" w:type="dxa"/>
-              <w:right w:w="108" w:type="dxa"/>
-            </w:tcMar>
-            <w:vAlign w:val="center"/>
-          </w:tcPr>
-          <w:p>
-            <w:pPr>
-              <w:pBdr>
-                <w:top w:val="nil"/>
-                <w:left w:val="nil"/>
-                <w:bottom w:val="nil"/>
-                <w:right w:val="nil"/>
-                <w:between w:val="nil"/>
-              </w:pBdr>
-              <w:spacing w:after="0" w:line="240" w:lineRule="auto"/>
-              <w:rPr>
-                <w:rFonts w:ascii="Arial Narrow" w:eastAsia="Arial Narrow" w:hAnsi="Arial Narrow" w:cs="Arial Narrow"/>
-                <w:color w:val="000000"/>
-                <w:sz w:val="20"/>
-                <w:szCs w:val="20"/>
-              </w:rPr>
-            </w:pPr>
-          </w:p>
-        </w:tc>
-        <w:tc>
-          <w:tcPr>
-            <w:tcW w:w="3690" w:type="dxa"/>
-            <w:tcBorders>
-              <w:top w:val="dotted" w:sz="4" w:space="0" w:color="000000"/>
-              <w:left w:val="dotted" w:sz="4" w:space="0" w:color="000000"/>
-              <w:bottom w:val="dotted" w:sz="4" w:space="0" w:color="000000"/>
-              <w:right w:val="dotted" w:sz="4" w:space="0" w:color="000000"/>
-            </w:tcBorders>
-            <w:shd w:val="clear" w:color="auto" w:fill="auto"/>
-            <w:tcMar>
-              <w:top w:w="0" w:type="dxa"/>
-              <w:left w:w="108" w:type="dxa"/>
-              <w:bottom w:w="0" w:type="dxa"/>
-              <w:right w:w="108" w:type="dxa"/>
-            </w:tcMar>
-            <w:vAlign w:val="center"/>
-          </w:tcPr>
-          <w:p>
-            <w:pPr>
-              <w:spacing w:after="0" w:line="240" w:lineRule="auto"/>
-              <w:rPr>
-                <w:rFonts w:ascii="Arial Narrow" w:eastAsia="Arial Narrow" w:hAnsi="Arial Narrow" w:cs="Arial Narrow"/>
-                <w:sz w:val="20"/>
-                <w:szCs w:val="20"/>
-              </w:rPr>
-            </w:pPr>
-          </w:p>
-        </w:tc>
-        <w:tc>
-          <w:tcPr>
-            <w:tcW w:w="2970" w:type="dxa"/>
-            <w:tcBorders>
-              <w:top w:val="dotted" w:sz="4" w:space="0" w:color="000000"/>
-              <w:left w:val="dotted" w:sz="4" w:space="0" w:color="000000"/>
-              <w:bottom w:val="dotted" w:sz="4" w:space="0" w:color="000000"/>
-              <w:right w:val="dotted" w:sz="4" w:space="0" w:color="000000"/>
-            </w:tcBorders>
-            <w:shd w:val="clear" w:color="auto" w:fill="auto"/>
-            <w:tcMar>
-              <w:top w:w="0" w:type="dxa"/>
-              <w:left w:w="108" w:type="dxa"/>
-              <w:bottom w:w="0" w:type="dxa"/>
-              <w:right w:w="108" w:type="dxa"/>
-            </w:tcMar>
-          </w:tcPr>
-          <w:p>
-            <w:pPr>
-              <w:spacing w:after="0" w:line="240" w:lineRule="auto"/>
-              <w:rPr>
-                <w:rFonts w:ascii="Arial Narrow" w:eastAsia="Arial Narrow" w:hAnsi="Arial Narrow" w:cs="Arial Narrow"/>
-                <w:sz w:val="20"/>
-                <w:szCs w:val="20"/>
-              </w:rPr>
-            </w:pPr>
-          </w:p>
-        </w:tc>
-        <w:tc>
-          <w:tcPr>
-            <w:tcW w:w="1980" w:type="dxa"/>
-            <w:tcBorders>
-              <w:top w:val="dotted" w:sz="4" w:space="0" w:color="000000"/>
-              <w:left w:val="dotted" w:sz="4" w:space="0" w:color="000000"/>
-              <w:bottom w:val="dotted" w:sz="4" w:space="0" w:color="000000"/>
-              <w:right w:val="dotted" w:sz="4" w:space="0" w:color="000000"/>
-            </w:tcBorders>
-            <w:shd w:val="clear" w:color="auto" w:fill="auto"/>
-            <w:tcMar>
-              <w:top w:w="0" w:type="dxa"/>
-              <w:left w:w="108" w:type="dxa"/>
-              <w:bottom w:w="0" w:type="dxa"/>
-              <w:right w:w="108" w:type="dxa"/>
-            </w:tcMar>
-          </w:tcPr>
-          <w:p>
-            <w:pPr>
-              <w:spacing w:after="0" w:line="240" w:lineRule="auto"/>
-              <w:rPr>
-                <w:rFonts w:ascii="Arial Narrow" w:eastAsia="Arial Narrow" w:hAnsi="Arial Narrow" w:cs="Arial Narrow"/>
-                <w:sz w:val="20"/>
-                <w:szCs w:val="20"/>
-              </w:rPr>
-            </w:pPr>
-          </w:p>
-        </w:tc>
-        <w:tc>
-          <w:tcPr>
-            <w:tcW w:w="2055" w:type="dxa"/>
-            <w:tcBorders>
-              <w:top w:val="dotted" w:sz="4" w:space="0" w:color="000000"/>
-              <w:left w:val="dotted" w:sz="4" w:space="0" w:color="000000"/>
-              <w:bottom w:val="dotted" w:sz="4" w:space="0" w:color="000000"/>
-              <w:right w:val="single" w:sz="4" w:space="0" w:color="000000"/>
-            </w:tcBorders>
-            <w:shd w:val="clear" w:color="auto" w:fill="auto"/>
-            <w:tcMar>
-              <w:top w:w="0" w:type="dxa"/>
-              <w:left w:w="108" w:type="dxa"/>
-              <w:bottom w:w="0" w:type="dxa"/>
-              <w:right w:w="108" w:type="dxa"/>
-            </w:tcMar>
-            <w:vAlign w:val="center"/>
-          </w:tcPr>
-          <w:p>
-            <w:pPr>
-              <w:spacing w:after="0" w:line="240" w:lineRule="auto"/>
-              <w:rPr>
-                <w:rFonts w:ascii="Arial Narrow" w:eastAsia="Arial Narrow" w:hAnsi="Arial Narrow" w:cs="Arial Narrow"/>
-                <w:sz w:val="20"/>
-                <w:szCs w:val="20"/>
-              </w:rPr>
-            </w:pPr>
-          </w:p>
-        </w:tc>
-      </w:tr>
-      <w:tr>
-        <w:trPr>
-          <w:trHeight w:val="694"/>
-        </w:trPr>
-        <w:tc>
-          <w:tcPr>
-            <w:tcW w:w="4590" w:type="dxa"/>
-            <w:tcBorders>
-              <w:top w:val="dotted" w:sz="4" w:space="0" w:color="000000"/>
-              <w:left w:val="single" w:sz="4" w:space="0" w:color="000000"/>
-              <w:bottom w:val="dotted" w:sz="4" w:space="0" w:color="000000"/>
-              <w:right w:val="dotted" w:sz="4" w:space="0" w:color="000000"/>
-            </w:tcBorders>
-            <w:shd w:val="clear" w:color="auto" w:fill="auto"/>
-            <w:tcMar>
-              <w:top w:w="0" w:type="dxa"/>
-              <w:left w:w="108" w:type="dxa"/>
-              <w:bottom w:w="0" w:type="dxa"/>
-              <w:right w:w="108" w:type="dxa"/>
-            </w:tcMar>
-            <w:vAlign w:val="center"/>
-          </w:tcPr>
-          <w:p>
-            <w:pPr>
-              <w:pBdr>
-                <w:top w:val="nil"/>
-                <w:left w:val="nil"/>
-                <w:bottom w:val="nil"/>
-                <w:right w:val="nil"/>
-                <w:between w:val="nil"/>
-              </w:pBdr>
-              <w:spacing w:after="0" w:line="240" w:lineRule="auto"/>
-              <w:rPr>
-                <w:rFonts w:ascii="Arial Narrow" w:eastAsia="Arial Narrow" w:hAnsi="Arial Narrow" w:cs="Arial Narrow"/>
-                <w:color w:val="000000"/>
-                <w:sz w:val="20"/>
-                <w:szCs w:val="20"/>
-              </w:rPr>
-            </w:pPr>
-          </w:p>
-        </w:tc>
-        <w:tc>
-          <w:tcPr>
-            <w:tcW w:w="3690" w:type="dxa"/>
-            <w:tcBorders>
-              <w:top w:val="dotted" w:sz="4" w:space="0" w:color="000000"/>
-              <w:left w:val="dotted" w:sz="4" w:space="0" w:color="000000"/>
-              <w:bottom w:val="dotted" w:sz="4" w:space="0" w:color="000000"/>
-              <w:right w:val="dotted" w:sz="4" w:space="0" w:color="000000"/>
-            </w:tcBorders>
-            <w:shd w:val="clear" w:color="auto" w:fill="auto"/>
-            <w:tcMar>
-              <w:top w:w="0" w:type="dxa"/>
-              <w:left w:w="108" w:type="dxa"/>
-              <w:bottom w:w="0" w:type="dxa"/>
-              <w:right w:w="108" w:type="dxa"/>
-            </w:tcMar>
-            <w:vAlign w:val="center"/>
-          </w:tcPr>
-          <w:p>
-            <w:pPr>
-              <w:spacing w:after="0" w:line="240" w:lineRule="auto"/>
-              <w:rPr>
-                <w:rFonts w:ascii="Arial Narrow" w:eastAsia="Arial Narrow" w:hAnsi="Arial Narrow" w:cs="Arial Narrow"/>
-                <w:sz w:val="20"/>
-                <w:szCs w:val="20"/>
-              </w:rPr>
-            </w:pPr>
-          </w:p>
-        </w:tc>
-        <w:tc>
-          <w:tcPr>
-            <w:tcW w:w="2970" w:type="dxa"/>
-            <w:tcBorders>
-              <w:top w:val="dotted" w:sz="4" w:space="0" w:color="000000"/>
-              <w:left w:val="dotted" w:sz="4" w:space="0" w:color="000000"/>
-              <w:bottom w:val="dotted" w:sz="4" w:space="0" w:color="000000"/>
-              <w:right w:val="dotted" w:sz="4" w:space="0" w:color="000000"/>
-            </w:tcBorders>
-            <w:shd w:val="clear" w:color="auto" w:fill="auto"/>
-            <w:tcMar>
-              <w:top w:w="0" w:type="dxa"/>
-              <w:left w:w="108" w:type="dxa"/>
-              <w:bottom w:w="0" w:type="dxa"/>
-              <w:right w:w="108" w:type="dxa"/>
-            </w:tcMar>
-          </w:tcPr>
-          <w:p>
-            <w:pPr>
-              <w:spacing w:after="0" w:line="240" w:lineRule="auto"/>
-              <w:rPr>
-                <w:rFonts w:ascii="Arial Narrow" w:eastAsia="Arial Narrow" w:hAnsi="Arial Narrow" w:cs="Arial Narrow"/>
-                <w:sz w:val="20"/>
-                <w:szCs w:val="20"/>
-              </w:rPr>
-            </w:pPr>
-          </w:p>
-        </w:tc>
-        <w:tc>
-          <w:tcPr>
-            <w:tcW w:w="1980" w:type="dxa"/>
-            <w:tcBorders>
-              <w:top w:val="dotted" w:sz="4" w:space="0" w:color="000000"/>
-              <w:left w:val="dotted" w:sz="4" w:space="0" w:color="000000"/>
-              <w:bottom w:val="dotted" w:sz="4" w:space="0" w:color="000000"/>
-              <w:right w:val="dotted" w:sz="4" w:space="0" w:color="000000"/>
-            </w:tcBorders>
-            <w:shd w:val="clear" w:color="auto" w:fill="auto"/>
-            <w:tcMar>
-              <w:top w:w="0" w:type="dxa"/>
-              <w:left w:w="108" w:type="dxa"/>
-              <w:bottom w:w="0" w:type="dxa"/>
-              <w:right w:w="108" w:type="dxa"/>
-            </w:tcMar>
-          </w:tcPr>
-          <w:p>
-            <w:pPr>
-              <w:spacing w:after="0" w:line="240" w:lineRule="auto"/>
-              <w:rPr>
-                <w:rFonts w:ascii="Arial Narrow" w:eastAsia="Arial Narrow" w:hAnsi="Arial Narrow" w:cs="Arial Narrow"/>
-                <w:sz w:val="20"/>
-                <w:szCs w:val="20"/>
-              </w:rPr>
-            </w:pPr>
-          </w:p>
-        </w:tc>
-        <w:tc>
-          <w:tcPr>
-            <w:tcW w:w="2055" w:type="dxa"/>
-            <w:tcBorders>
-              <w:top w:val="dotted" w:sz="4" w:space="0" w:color="000000"/>
-              <w:left w:val="dotted" w:sz="4" w:space="0" w:color="000000"/>
-              <w:bottom w:val="dotted" w:sz="4" w:space="0" w:color="000000"/>
-              <w:right w:val="single" w:sz="4" w:space="0" w:color="000000"/>
-            </w:tcBorders>
-            <w:shd w:val="clear" w:color="auto" w:fill="auto"/>
-            <w:tcMar>
-              <w:top w:w="0" w:type="dxa"/>
-              <w:left w:w="108" w:type="dxa"/>
-              <w:bottom w:w="0" w:type="dxa"/>
-              <w:right w:w="108" w:type="dxa"/>
-            </w:tcMar>
-            <w:vAlign w:val="center"/>
-          </w:tcPr>
-          <w:p>
-            <w:pPr>
-              <w:spacing w:after="0" w:line="240" w:lineRule="auto"/>
-              <w:rPr>
-                <w:rFonts w:ascii="Arial Narrow" w:eastAsia="Arial Narrow" w:hAnsi="Arial Narrow" w:cs="Arial Narrow"/>
-                <w:sz w:val="20"/>
-                <w:szCs w:val="20"/>
-              </w:rPr>
-            </w:pPr>
-          </w:p>
-        </w:tc>
-      </w:tr>
-      <w:tr>
-        <w:trPr>
-          <w:trHeight w:val="694"/>
-        </w:trPr>
-        <w:tc>
-          <w:tcPr>
-            <w:tcW w:w="4590" w:type="dxa"/>
-            <w:tcBorders>
-              <w:top w:val="dotted" w:sz="4" w:space="0" w:color="000000"/>
-              <w:left w:val="single" w:sz="4" w:space="0" w:color="000000"/>
-              <w:bottom w:val="dotted" w:sz="4" w:space="0" w:color="000000"/>
-              <w:right w:val="dotted" w:sz="4" w:space="0" w:color="000000"/>
-            </w:tcBorders>
-            <w:shd w:val="clear" w:color="auto" w:fill="auto"/>
-            <w:tcMar>
-              <w:top w:w="0" w:type="dxa"/>
-              <w:left w:w="108" w:type="dxa"/>
-              <w:bottom w:w="0" w:type="dxa"/>
-              <w:right w:w="108" w:type="dxa"/>
-            </w:tcMar>
-            <w:vAlign w:val="center"/>
-          </w:tcPr>
-          <w:p>
-            <w:pPr>
-              <w:pBdr>
-                <w:top w:val="nil"/>
-                <w:left w:val="nil"/>
-                <w:bottom w:val="nil"/>
-                <w:right w:val="nil"/>
-                <w:between w:val="nil"/>
-              </w:pBdr>
-              <w:spacing w:after="0" w:line="240" w:lineRule="auto"/>
-              <w:rPr>
-                <w:rFonts w:ascii="Arial Narrow" w:eastAsia="Arial Narrow" w:hAnsi="Arial Narrow" w:cs="Arial Narrow"/>
-                <w:color w:val="000000"/>
-                <w:sz w:val="20"/>
-                <w:szCs w:val="20"/>
-              </w:rPr>
-            </w:pPr>
-          </w:p>
-        </w:tc>
-        <w:tc>
-          <w:tcPr>
-            <w:tcW w:w="3690" w:type="dxa"/>
-            <w:tcBorders>
-              <w:top w:val="dotted" w:sz="4" w:space="0" w:color="000000"/>
-              <w:left w:val="dotted" w:sz="4" w:space="0" w:color="000000"/>
-              <w:bottom w:val="dotted" w:sz="4" w:space="0" w:color="000000"/>
-              <w:right w:val="dotted" w:sz="4" w:space="0" w:color="000000"/>
-            </w:tcBorders>
-            <w:shd w:val="clear" w:color="auto" w:fill="auto"/>
-            <w:tcMar>
-              <w:top w:w="0" w:type="dxa"/>
-              <w:left w:w="108" w:type="dxa"/>
-              <w:bottom w:w="0" w:type="dxa"/>
-              <w:right w:w="108" w:type="dxa"/>
-            </w:tcMar>
-            <w:vAlign w:val="center"/>
-          </w:tcPr>
-          <w:p>
-            <w:pPr>
-              <w:spacing w:after="0" w:line="240" w:lineRule="auto"/>
-              <w:rPr>
-                <w:rFonts w:ascii="Arial Narrow" w:eastAsia="Arial Narrow" w:hAnsi="Arial Narrow" w:cs="Arial Narrow"/>
-                <w:sz w:val="20"/>
-                <w:szCs w:val="20"/>
-              </w:rPr>
-            </w:pPr>
-          </w:p>
-        </w:tc>
-        <w:tc>
-          <w:tcPr>
-            <w:tcW w:w="2970" w:type="dxa"/>
-            <w:tcBorders>
-              <w:top w:val="dotted" w:sz="4" w:space="0" w:color="000000"/>
-              <w:left w:val="dotted" w:sz="4" w:space="0" w:color="000000"/>
-              <w:bottom w:val="dotted" w:sz="4" w:space="0" w:color="000000"/>
-              <w:right w:val="dotted" w:sz="4" w:space="0" w:color="000000"/>
-            </w:tcBorders>
-            <w:shd w:val="clear" w:color="auto" w:fill="auto"/>
-            <w:tcMar>
-              <w:top w:w="0" w:type="dxa"/>
-              <w:left w:w="108" w:type="dxa"/>
-              <w:bottom w:w="0" w:type="dxa"/>
-              <w:right w:w="108" w:type="dxa"/>
-            </w:tcMar>
-          </w:tcPr>
-          <w:p>
-            <w:pPr>
-              <w:spacing w:after="0" w:line="240" w:lineRule="auto"/>
-              <w:rPr>
-                <w:rFonts w:ascii="Arial Narrow" w:eastAsia="Arial Narrow" w:hAnsi="Arial Narrow" w:cs="Arial Narrow"/>
-                <w:sz w:val="20"/>
-                <w:szCs w:val="20"/>
-              </w:rPr>
-            </w:pPr>
-          </w:p>
-        </w:tc>
-        <w:tc>
-          <w:tcPr>
-            <w:tcW w:w="1980" w:type="dxa"/>
-            <w:tcBorders>
-              <w:top w:val="dotted" w:sz="4" w:space="0" w:color="000000"/>
-              <w:left w:val="dotted" w:sz="4" w:space="0" w:color="000000"/>
-              <w:bottom w:val="dotted" w:sz="4" w:space="0" w:color="000000"/>
-              <w:right w:val="dotted" w:sz="4" w:space="0" w:color="000000"/>
-            </w:tcBorders>
-            <w:shd w:val="clear" w:color="auto" w:fill="auto"/>
-            <w:tcMar>
-              <w:top w:w="0" w:type="dxa"/>
-              <w:left w:w="108" w:type="dxa"/>
-              <w:bottom w:w="0" w:type="dxa"/>
-              <w:right w:w="108" w:type="dxa"/>
-            </w:tcMar>
-          </w:tcPr>
-          <w:p>
-            <w:pPr>
-              <w:spacing w:after="0" w:line="240" w:lineRule="auto"/>
-              <w:rPr>
-                <w:rFonts w:ascii="Arial Narrow" w:eastAsia="Arial Narrow" w:hAnsi="Arial Narrow" w:cs="Arial Narrow"/>
-                <w:sz w:val="20"/>
-                <w:szCs w:val="20"/>
-              </w:rPr>
-            </w:pPr>
-          </w:p>
-        </w:tc>
-        <w:tc>
-          <w:tcPr>
-            <w:tcW w:w="2055" w:type="dxa"/>
-            <w:tcBorders>
-              <w:top w:val="dotted" w:sz="4" w:space="0" w:color="000000"/>
-              <w:left w:val="dotted" w:sz="4" w:space="0" w:color="000000"/>
-              <w:bottom w:val="dotted" w:sz="4" w:space="0" w:color="000000"/>
-              <w:right w:val="single" w:sz="4" w:space="0" w:color="000000"/>
-            </w:tcBorders>
-            <w:shd w:val="clear" w:color="auto" w:fill="auto"/>
-            <w:tcMar>
-              <w:top w:w="0" w:type="dxa"/>
-              <w:left w:w="108" w:type="dxa"/>
-              <w:bottom w:w="0" w:type="dxa"/>
-              <w:right w:w="108" w:type="dxa"/>
-            </w:tcMar>
-            <w:vAlign w:val="center"/>
-          </w:tcPr>
-          <w:p>
-            <w:pPr>
-              <w:spacing w:after="0" w:line="240" w:lineRule="auto"/>
-              <w:rPr>
-                <w:rFonts w:ascii="Arial Narrow" w:eastAsia="Arial Narrow" w:hAnsi="Arial Narrow" w:cs="Arial Narrow"/>
-                <w:sz w:val="20"/>
-                <w:szCs w:val="20"/>
-              </w:rPr>
-            </w:pPr>
-          </w:p>
-        </w:tc>
-      </w:tr>
-      <w:tr>
-        <w:trPr>
-          <w:trHeight w:val="703"/>
-        </w:trPr>
-        <w:tc>
-          <w:tcPr>
-            <w:tcW w:w="4590" w:type="dxa"/>
-            <w:tcBorders>
-              <w:top w:val="dotted" w:sz="4" w:space="0" w:color="000000"/>
-              <w:left w:val="single" w:sz="4" w:space="0" w:color="000000"/>
-              <w:bottom w:val="dotted" w:sz="4" w:space="0" w:color="000000"/>
-              <w:right w:val="dotted" w:sz="4" w:space="0" w:color="000000"/>
-            </w:tcBorders>
-            <w:shd w:val="clear" w:color="auto" w:fill="auto"/>
-            <w:tcMar>
-              <w:top w:w="0" w:type="dxa"/>
-              <w:left w:w="108" w:type="dxa"/>
-              <w:bottom w:w="0" w:type="dxa"/>
-              <w:right w:w="108" w:type="dxa"/>
-            </w:tcMar>
-            <w:vAlign w:val="center"/>
-          </w:tcPr>
-          <w:p>
-            <w:pPr>
-              <w:pBdr>
-                <w:top w:val="nil"/>
-                <w:left w:val="nil"/>
-                <w:bottom w:val="nil"/>
-                <w:right w:val="nil"/>
-                <w:between w:val="nil"/>
-              </w:pBdr>
-              <w:spacing w:after="0" w:line="240" w:lineRule="auto"/>
-              <w:rPr>
-                <w:rFonts w:ascii="Arial Narrow" w:eastAsia="Arial Narrow" w:hAnsi="Arial Narrow" w:cs="Arial Narrow"/>
-                <w:color w:val="000000"/>
-                <w:sz w:val="20"/>
-                <w:szCs w:val="20"/>
-              </w:rPr>
-            </w:pPr>
-          </w:p>
-        </w:tc>
-        <w:tc>
-          <w:tcPr>
-            <w:tcW w:w="3690" w:type="dxa"/>
-            <w:tcBorders>
-              <w:top w:val="dotted" w:sz="4" w:space="0" w:color="000000"/>
-              <w:left w:val="dotted" w:sz="4" w:space="0" w:color="000000"/>
-              <w:bottom w:val="dotted" w:sz="4" w:space="0" w:color="000000"/>
-              <w:right w:val="dotted" w:sz="4" w:space="0" w:color="000000"/>
-            </w:tcBorders>
-            <w:shd w:val="clear" w:color="auto" w:fill="auto"/>
-            <w:tcMar>
-              <w:top w:w="0" w:type="dxa"/>
-              <w:left w:w="108" w:type="dxa"/>
-              <w:bottom w:w="0" w:type="dxa"/>
-              <w:right w:w="108" w:type="dxa"/>
-            </w:tcMar>
-            <w:vAlign w:val="center"/>
-          </w:tcPr>
-          <w:p>
-            <w:pPr>
-              <w:spacing w:after="0" w:line="240" w:lineRule="auto"/>
-              <w:rPr>
-                <w:rFonts w:ascii="Arial Narrow" w:eastAsia="Arial Narrow" w:hAnsi="Arial Narrow" w:cs="Arial Narrow"/>
-                <w:sz w:val="20"/>
-                <w:szCs w:val="20"/>
-              </w:rPr>
-            </w:pPr>
-          </w:p>
-        </w:tc>
-        <w:tc>
-          <w:tcPr>
-            <w:tcW w:w="2970" w:type="dxa"/>
-            <w:tcBorders>
-              <w:top w:val="dotted" w:sz="4" w:space="0" w:color="000000"/>
-              <w:left w:val="dotted" w:sz="4" w:space="0" w:color="000000"/>
-              <w:bottom w:val="dotted" w:sz="4" w:space="0" w:color="000000"/>
-              <w:right w:val="dotted" w:sz="4" w:space="0" w:color="000000"/>
-            </w:tcBorders>
-            <w:shd w:val="clear" w:color="auto" w:fill="auto"/>
-            <w:tcMar>
-              <w:top w:w="0" w:type="dxa"/>
-              <w:left w:w="108" w:type="dxa"/>
-              <w:bottom w:w="0" w:type="dxa"/>
-              <w:right w:w="108" w:type="dxa"/>
-            </w:tcMar>
-          </w:tcPr>
-          <w:p>
-            <w:pPr>
-              <w:spacing w:after="0" w:line="240" w:lineRule="auto"/>
-              <w:rPr>
-                <w:rFonts w:ascii="Arial Narrow" w:eastAsia="Arial Narrow" w:hAnsi="Arial Narrow" w:cs="Arial Narrow"/>
-                <w:sz w:val="20"/>
-                <w:szCs w:val="20"/>
-              </w:rPr>
-            </w:pPr>
-          </w:p>
-        </w:tc>
-        <w:tc>
-          <w:tcPr>
-            <w:tcW w:w="1980" w:type="dxa"/>
-            <w:tcBorders>
-              <w:top w:val="dotted" w:sz="4" w:space="0" w:color="000000"/>
-              <w:left w:val="dotted" w:sz="4" w:space="0" w:color="000000"/>
-              <w:bottom w:val="dotted" w:sz="4" w:space="0" w:color="000000"/>
-              <w:right w:val="dotted" w:sz="4" w:space="0" w:color="000000"/>
-            </w:tcBorders>
-            <w:shd w:val="clear" w:color="auto" w:fill="auto"/>
-            <w:tcMar>
-              <w:top w:w="0" w:type="dxa"/>
-              <w:left w:w="108" w:type="dxa"/>
-              <w:bottom w:w="0" w:type="dxa"/>
-              <w:right w:w="108" w:type="dxa"/>
-            </w:tcMar>
-          </w:tcPr>
-          <w:p>
-            <w:pPr>
-              <w:spacing w:after="0" w:line="240" w:lineRule="auto"/>
-              <w:rPr>
-                <w:rFonts w:ascii="Arial Narrow" w:eastAsia="Arial Narrow" w:hAnsi="Arial Narrow" w:cs="Arial Narrow"/>
-                <w:sz w:val="20"/>
-                <w:szCs w:val="20"/>
-              </w:rPr>
-            </w:pPr>
-          </w:p>
-        </w:tc>
-        <w:tc>
-          <w:tcPr>
-            <w:tcW w:w="2055" w:type="dxa"/>
-            <w:tcBorders>
-              <w:top w:val="dotted" w:sz="4" w:space="0" w:color="000000"/>
-              <w:left w:val="dotted" w:sz="4" w:space="0" w:color="000000"/>
-              <w:bottom w:val="dotted" w:sz="4" w:space="0" w:color="000000"/>
-              <w:right w:val="single" w:sz="4" w:space="0" w:color="000000"/>
-            </w:tcBorders>
-            <w:shd w:val="clear" w:color="auto" w:fill="auto"/>
-            <w:tcMar>
-              <w:top w:w="0" w:type="dxa"/>
-              <w:left w:w="108" w:type="dxa"/>
-              <w:bottom w:w="0" w:type="dxa"/>
-              <w:right w:w="108" w:type="dxa"/>
-            </w:tcMar>
-            <w:vAlign w:val="center"/>
-          </w:tcPr>
-          <w:p>
-            <w:pPr>
-              <w:spacing w:after="0" w:line="240" w:lineRule="auto"/>
-              <w:rPr>
-                <w:rFonts w:ascii="Arial Narrow" w:eastAsia="Arial Narrow" w:hAnsi="Arial Narrow" w:cs="Arial Narrow"/>
-                <w:sz w:val="20"/>
-                <w:szCs w:val="20"/>
-              </w:rPr>
-            </w:pPr>
-          </w:p>
-        </w:tc>
-      </w:tr>
-      <w:tr>
-        <w:trPr>
-          <w:trHeight w:val="699"/>
-        </w:trPr>
-        <w:tc>
-          <w:tcPr>
-            <w:tcW w:w="4590" w:type="dxa"/>
-            <w:tcBorders>
-              <w:top w:val="dotted" w:sz="4" w:space="0" w:color="000000"/>
-              <w:left w:val="single" w:sz="4" w:space="0" w:color="000000"/>
-              <w:bottom w:val="single" w:sz="4" w:space="0" w:color="000000"/>
-              <w:right w:val="dotted" w:sz="4" w:space="0" w:color="000000"/>
-            </w:tcBorders>
-            <w:shd w:val="clear" w:color="auto" w:fill="auto"/>
-            <w:tcMar>
-              <w:top w:w="0" w:type="dxa"/>
-              <w:left w:w="108" w:type="dxa"/>
-              <w:bottom w:w="0" w:type="dxa"/>
-              <w:right w:w="108" w:type="dxa"/>
-            </w:tcMar>
-            <w:vAlign w:val="center"/>
-          </w:tcPr>
-          <w:p>
-            <w:pPr>
-              <w:pBdr>
-                <w:top w:val="nil"/>
-                <w:left w:val="nil"/>
-                <w:bottom w:val="nil"/>
-                <w:right w:val="nil"/>
-                <w:between w:val="nil"/>
-              </w:pBdr>
-              <w:spacing w:after="0" w:line="240" w:lineRule="auto"/>
-              <w:rPr>
-                <w:rFonts w:ascii="Arial Narrow" w:eastAsia="Arial Narrow" w:hAnsi="Arial Narrow" w:cs="Arial Narrow"/>
-                <w:color w:val="000000"/>
-                <w:sz w:val="20"/>
-                <w:szCs w:val="20"/>
-              </w:rPr>
-            </w:pPr>
-          </w:p>
-        </w:tc>
-        <w:tc>
-          <w:tcPr>
-            <w:tcW w:w="3690" w:type="dxa"/>
-            <w:tcBorders>
-              <w:top w:val="dotted" w:sz="4" w:space="0" w:color="000000"/>
-              <w:left w:val="dotted" w:sz="4" w:space="0" w:color="000000"/>
-              <w:bottom w:val="single" w:sz="4" w:space="0" w:color="000000"/>
-              <w:right w:val="dotted" w:sz="4" w:space="0" w:color="000000"/>
-            </w:tcBorders>
-            <w:shd w:val="clear" w:color="auto" w:fill="auto"/>
-            <w:tcMar>
-              <w:top w:w="0" w:type="dxa"/>
-              <w:left w:w="108" w:type="dxa"/>
-              <w:bottom w:w="0" w:type="dxa"/>
-              <w:right w:w="108" w:type="dxa"/>
-            </w:tcMar>
-            <w:vAlign w:val="center"/>
-          </w:tcPr>
-          <w:p>
-            <w:pPr>
-              <w:spacing w:after="0" w:line="240" w:lineRule="auto"/>
-              <w:rPr>
-                <w:rFonts w:ascii="Arial Narrow" w:eastAsia="Arial Narrow" w:hAnsi="Arial Narrow" w:cs="Arial Narrow"/>
-                <w:sz w:val="20"/>
-                <w:szCs w:val="20"/>
-              </w:rPr>
-            </w:pPr>
-          </w:p>
-        </w:tc>
-        <w:tc>
-          <w:tcPr>
-            <w:tcW w:w="2970" w:type="dxa"/>
-            <w:tcBorders>
-              <w:top w:val="dotted" w:sz="4" w:space="0" w:color="000000"/>
-              <w:left w:val="dotted" w:sz="4" w:space="0" w:color="000000"/>
-              <w:bottom w:val="single" w:sz="4" w:space="0" w:color="000000"/>
-              <w:right w:val="dotted" w:sz="4" w:space="0" w:color="000000"/>
-            </w:tcBorders>
-            <w:shd w:val="clear" w:color="auto" w:fill="auto"/>
-            <w:tcMar>
-              <w:top w:w="0" w:type="dxa"/>
-              <w:left w:w="108" w:type="dxa"/>
-              <w:bottom w:w="0" w:type="dxa"/>
-              <w:right w:w="108" w:type="dxa"/>
-            </w:tcMar>
-          </w:tcPr>
-          <w:p>
-            <w:pPr>
-              <w:spacing w:after="0" w:line="240" w:lineRule="auto"/>
-              <w:rPr>
-                <w:rFonts w:ascii="Arial Narrow" w:eastAsia="Arial Narrow" w:hAnsi="Arial Narrow" w:cs="Arial Narrow"/>
-                <w:sz w:val="20"/>
-                <w:szCs w:val="20"/>
-              </w:rPr>
-            </w:pPr>
-          </w:p>
-        </w:tc>
-        <w:tc>
-          <w:tcPr>
-            <w:tcW w:w="1980" w:type="dxa"/>
-            <w:tcBorders>
-              <w:top w:val="dotted" w:sz="4" w:space="0" w:color="000000"/>
-              <w:left w:val="dotted" w:sz="4" w:space="0" w:color="000000"/>
-              <w:bottom w:val="single" w:sz="4" w:space="0" w:color="000000"/>
-              <w:right w:val="dotted" w:sz="4" w:space="0" w:color="000000"/>
-            </w:tcBorders>
-            <w:shd w:val="clear" w:color="auto" w:fill="auto"/>
-            <w:tcMar>
-              <w:top w:w="0" w:type="dxa"/>
-              <w:left w:w="108" w:type="dxa"/>
-              <w:bottom w:w="0" w:type="dxa"/>
-              <w:right w:w="108" w:type="dxa"/>
-            </w:tcMar>
-          </w:tcPr>
-          <w:p>
-            <w:pPr>
-              <w:spacing w:after="0" w:line="240" w:lineRule="auto"/>
-              <w:rPr>
-                <w:rFonts w:ascii="Arial Narrow" w:eastAsia="Arial Narrow" w:hAnsi="Arial Narrow" w:cs="Arial Narrow"/>
-                <w:sz w:val="20"/>
-                <w:szCs w:val="20"/>
-              </w:rPr>
-            </w:pPr>
-          </w:p>
-        </w:tc>
-        <w:tc>
-          <w:tcPr>
-            <w:tcW w:w="2055" w:type="dxa"/>
-            <w:tcBorders>
-              <w:top w:val="dotted" w:sz="4" w:space="0" w:color="000000"/>
-              <w:left w:val="dotted" w:sz="4" w:space="0" w:color="000000"/>
-              <w:bottom w:val="single" w:sz="4" w:space="0" w:color="000000"/>
-              <w:right w:val="single" w:sz="4" w:space="0" w:color="000000"/>
-            </w:tcBorders>
-            <w:shd w:val="clear" w:color="auto" w:fill="auto"/>
-            <w:tcMar>
-              <w:top w:w="0" w:type="dxa"/>
-              <w:left w:w="108" w:type="dxa"/>
-              <w:bottom w:w="0" w:type="dxa"/>
-              <w:right w:w="108" w:type="dxa"/>
-            </w:tcMar>
-            <w:vAlign w:val="center"/>
-          </w:tcPr>
-          <w:p>
-            <w:pPr>
-              <w:spacing w:after="0" w:line="240" w:lineRule="auto"/>
-              <w:rPr>
-                <w:rFonts w:ascii="Arial Narrow" w:eastAsia="Arial Narrow" w:hAnsi="Arial Narrow" w:cs="Arial Narrow"/>
-                <w:sz w:val="20"/>
-                <w:szCs w:val="20"/>
-              </w:rPr>
-            </w:pPr>
+            <w:r>
+              <w:rPr>
+                <w:rFonts w:ascii="Times New Roman" w:eastAsia="Times New Roman" w:hAnsi="Times New Roman" w:cs="Times New Roman"/>
+                <w:sz w:val="24"/>
+                <w:szCs w:val="24"/>
+              </w:rPr>
+              <w:br/>
+            </w:r>
+            <w:r>
+              <w:rPr>
+                <w:rFonts w:ascii="Times New Roman" w:eastAsia="Times New Roman" w:hAnsi="Times New Roman" w:cs="Times New Roman"/>
+                <w:sz w:val="24"/>
+                <w:szCs w:val="24"/>
+              </w:rPr>
+              <w:br/>
+            </w:r>
+            <w:r>
+              <w:rPr>
+                <w:rFonts w:ascii="Times New Roman" w:eastAsia="Times New Roman" w:hAnsi="Times New Roman" w:cs="Times New Roman"/>
+                <w:sz w:val="24"/>
+                <w:szCs w:val="24"/>
+              </w:rPr>
+              <w:br/>
+            </w:r>
           </w:p>
         </w:tc>
       </w:tr>
@@ -4541,16 +3766,7 @@
         <w:sz w:val="14"/>
         <w:szCs w:val="14"/>
       </w:rPr>
-      <w:t xml:space="preserve">_ 01                                                                                                                                                                                                                                                            </w:t>
-    </w:r>
-    <w:r>
-      <w:rPr>
-        <w:rFonts w:ascii="Arial Narrow" w:eastAsia="Arial Narrow" w:hAnsi="Arial Narrow" w:cs="Arial Narrow"/>
-        <w:color w:val="000000"/>
-        <w:sz w:val="14"/>
-        <w:szCs w:val="14"/>
-      </w:rPr>
-      <w:t xml:space="preserve">                                                                                           </w:t>
+      <w:t xml:space="preserve">_ 01                                                                                                                                                                                                                                                                                                                                                       </w:t>
     </w:r>
   </w:p>
   <w:p>
@@ -5487,9 +4703,7 @@
       <w:tblStyleRowBandSize w:val="1"/>
       <w:tblStyleColBandSize w:val="1"/>
       <w:tblCellMar>
-        <w:top w:w="0" w:type="dxa"/>
         <w:left w:w="10" w:type="dxa"/>
-        <w:bottom w:w="0" w:type="dxa"/>
         <w:right w:w="10" w:type="dxa"/>
       </w:tblCellMar>
     </w:tblPr>
@@ -5500,9 +4714,7 @@
       <w:tblStyleRowBandSize w:val="1"/>
       <w:tblStyleColBandSize w:val="1"/>
       <w:tblCellMar>
-        <w:top w:w="0" w:type="dxa"/>
         <w:left w:w="10" w:type="dxa"/>
-        <w:bottom w:w="0" w:type="dxa"/>
         <w:right w:w="10" w:type="dxa"/>
       </w:tblCellMar>
     </w:tblPr>
@@ -5513,9 +4725,7 @@
       <w:tblStyleRowBandSize w:val="1"/>
       <w:tblStyleColBandSize w:val="1"/>
       <w:tblCellMar>
-        <w:top w:w="0" w:type="dxa"/>
         <w:left w:w="10" w:type="dxa"/>
-        <w:bottom w:w="0" w:type="dxa"/>
         <w:right w:w="10" w:type="dxa"/>
       </w:tblCellMar>
     </w:tblPr>
@@ -5526,9 +4736,7 @@
       <w:tblStyleRowBandSize w:val="1"/>
       <w:tblStyleColBandSize w:val="1"/>
       <w:tblCellMar>
-        <w:top w:w="0" w:type="dxa"/>
         <w:left w:w="10" w:type="dxa"/>
-        <w:bottom w:w="0" w:type="dxa"/>
         <w:right w:w="10" w:type="dxa"/>
       </w:tblCellMar>
     </w:tblPr>

--- a/Practicas Preprofesionales/Editables/Formato_Acta_Reunion.docx
+++ b/Practicas Preprofesionales/Editables/Formato_Acta_Reunion.docx
@@ -80,14 +80,13 @@
             <w:r>
               <w:rPr>
                 <w:noProof/>
-                <w:color w:val="000000"/>
                 <w:lang w:val="es-EC" w:eastAsia="es-EC"/>
               </w:rPr>
               <w:drawing>
                 <wp:inline distT="0" distB="0" distL="0" distR="0">
-                  <wp:extent cx="1102150" cy="354496"/>
-                  <wp:effectExtent l="0" t="0" r="3175" b="7620"/>
-                  <wp:docPr id="1" name="Imagen 1"/>
+                  <wp:extent cx="1043940" cy="287292"/>
+                  <wp:effectExtent l="0" t="0" r="3810" b="0"/>
+                  <wp:docPr id="3" name="Imagen 3" descr="Historia | ESPE"/>
                   <wp:cNvGraphicFramePr>
                     <a:graphicFrameLocks xmlns:a="http://schemas.openxmlformats.org/drawingml/2006/main" noChangeAspect="1"/>
                   </wp:cNvGraphicFramePr>
@@ -95,10 +94,12 @@
                     <a:graphicData uri="http://schemas.openxmlformats.org/drawingml/2006/picture">
                       <pic:pic xmlns:pic="http://schemas.openxmlformats.org/drawingml/2006/picture">
                         <pic:nvPicPr>
-                          <pic:cNvPr id="1" name="U-LEARNINGCENTER_LOGO_HORIZONTAL.png"/>
-                          <pic:cNvPicPr/>
+                          <pic:cNvPr id="0" name="Picture 1" descr="Historia | ESPE"/>
+                          <pic:cNvPicPr>
+                            <a:picLocks noChangeAspect="1" noChangeArrowheads="1"/>
+                          </pic:cNvPicPr>
                         </pic:nvPicPr>
-                        <pic:blipFill rotWithShape="1">
+                        <pic:blipFill>
                           <a:blip r:embed="rId8" cstate="print">
                             <a:extLst>
                               <a:ext uri="{28A0092B-C50C-407E-A947-70E740481C1C}">
@@ -106,25 +107,23 @@
                               </a:ext>
                             </a:extLst>
                           </a:blip>
-                          <a:srcRect t="18732" b="24092"/>
-                          <a:stretch/>
+                          <a:srcRect/>
+                          <a:stretch>
+                            <a:fillRect/>
+                          </a:stretch>
                         </pic:blipFill>
                         <pic:spPr bwMode="auto">
                           <a:xfrm>
                             <a:off x="0" y="0"/>
-                            <a:ext cx="1123037" cy="361214"/>
+                            <a:ext cx="1086564" cy="299022"/>
                           </a:xfrm>
                           <a:prstGeom prst="rect">
                             <a:avLst/>
                           </a:prstGeom>
+                          <a:noFill/>
                           <a:ln>
                             <a:noFill/>
                           </a:ln>
-                          <a:extLst>
-                            <a:ext uri="{53640926-AAD7-44D8-BBD7-CCE9431645EC}">
-                              <a14:shadowObscured xmlns:a14="http://schemas.microsoft.com/office/drawing/2010/main"/>
-                            </a:ext>
-                          </a:extLst>
                         </pic:spPr>
                       </pic:pic>
                     </a:graphicData>
@@ -448,20 +447,20 @@
     <w:tbl>
       <w:tblPr>
         <w:tblStyle w:val="a0"/>
-        <w:tblW w:w="10456" w:type="dxa"/>
-        <w:tblInd w:w="0" w:type="dxa"/>
+        <w:tblW w:w="14884" w:type="dxa"/>
+        <w:tblInd w:w="562" w:type="dxa"/>
         <w:tblLayout w:type="fixed"/>
         <w:tblLook w:val="0000" w:firstRow="0" w:lastRow="0" w:firstColumn="0" w:lastColumn="0" w:noHBand="0" w:noVBand="0"/>
       </w:tblPr>
       <w:tblGrid>
-        <w:gridCol w:w="436"/>
-        <w:gridCol w:w="2409"/>
-        <w:gridCol w:w="2385"/>
-        <w:gridCol w:w="1770"/>
-        <w:gridCol w:w="345"/>
-        <w:gridCol w:w="960"/>
-        <w:gridCol w:w="574"/>
-        <w:gridCol w:w="1577"/>
+        <w:gridCol w:w="236"/>
+        <w:gridCol w:w="2047"/>
+        <w:gridCol w:w="2747"/>
+        <w:gridCol w:w="2115"/>
+        <w:gridCol w:w="1534"/>
+        <w:gridCol w:w="2236"/>
+        <w:gridCol w:w="1843"/>
+        <w:gridCol w:w="2126"/>
       </w:tblGrid>
       <w:tr>
         <w:trPr>
@@ -469,7 +468,7 @@
         </w:trPr>
         <w:tc>
           <w:tcPr>
-            <w:tcW w:w="2845" w:type="dxa"/>
+            <w:tcW w:w="2283" w:type="dxa"/>
             <w:gridSpan w:val="2"/>
             <w:tcBorders>
               <w:top w:val="single" w:sz="4" w:space="0" w:color="000000"/>
@@ -513,15 +512,23 @@
                 <w:sz w:val="24"/>
                 <w:szCs w:val="24"/>
               </w:rPr>
-              <w:t>-0</w:t>
-            </w:r>
-            <w:r>
-              <w:rPr>
-                <w:rFonts w:ascii="Times New Roman" w:eastAsia="Times New Roman" w:hAnsi="Times New Roman" w:cs="Times New Roman"/>
-                <w:sz w:val="24"/>
-                <w:szCs w:val="24"/>
-              </w:rPr>
-              <w:t>9</w:t>
+              <w:t>02</w:t>
+            </w:r>
+            <w:r>
+              <w:rPr>
+                <w:rFonts w:ascii="Times New Roman" w:eastAsia="Times New Roman" w:hAnsi="Times New Roman" w:cs="Times New Roman"/>
+                <w:sz w:val="24"/>
+                <w:szCs w:val="24"/>
+              </w:rPr>
+              <w:t>-</w:t>
+            </w:r>
+            <w:r>
+              <w:rPr>
+                <w:rFonts w:ascii="Times New Roman" w:eastAsia="Times New Roman" w:hAnsi="Times New Roman" w:cs="Times New Roman"/>
+                <w:sz w:val="24"/>
+                <w:szCs w:val="24"/>
+              </w:rPr>
+              <w:t>10</w:t>
             </w:r>
             <w:r>
               <w:rPr>
@@ -535,8 +542,8 @@
         </w:tc>
         <w:tc>
           <w:tcPr>
-            <w:tcW w:w="5460" w:type="dxa"/>
-            <w:gridSpan w:val="4"/>
+            <w:tcW w:w="10475" w:type="dxa"/>
+            <w:gridSpan w:val="5"/>
             <w:tcBorders>
               <w:top w:val="single" w:sz="4" w:space="0" w:color="000000"/>
               <w:left w:val="dotted" w:sz="4" w:space="0" w:color="000000"/>
@@ -579,30 +586,13 @@
                 <w:sz w:val="24"/>
                 <w:szCs w:val="24"/>
               </w:rPr>
-              <w:t>Vicente Mosquera</w:t>
-            </w:r>
-            <w:r>
-              <w:rPr>
-                <w:rFonts w:ascii="Times New Roman" w:eastAsia="Times New Roman" w:hAnsi="Times New Roman" w:cs="Times New Roman"/>
-                <w:sz w:val="24"/>
-                <w:szCs w:val="24"/>
-              </w:rPr>
-              <w:t xml:space="preserve"> y </w:t>
-            </w:r>
-            <w:r>
-              <w:rPr>
-                <w:rFonts w:ascii="Times New Roman" w:eastAsia="Times New Roman" w:hAnsi="Times New Roman" w:cs="Times New Roman"/>
-                <w:sz w:val="24"/>
-                <w:szCs w:val="24"/>
-              </w:rPr>
-              <w:t>Pasaje N57c</w:t>
-            </w:r>
-          </w:p>
-        </w:tc>
-        <w:tc>
-          <w:tcPr>
-            <w:tcW w:w="2151" w:type="dxa"/>
-            <w:gridSpan w:val="2"/>
+              <w:t>Universidad de las Fuerzas Armadas ESPE – Departamento de Ciencias de la Computación</w:t>
+            </w:r>
+          </w:p>
+        </w:tc>
+        <w:tc>
+          <w:tcPr>
+            <w:tcW w:w="2126" w:type="dxa"/>
             <w:tcBorders>
               <w:top w:val="single" w:sz="4" w:space="0" w:color="000000"/>
               <w:left w:val="dotted" w:sz="4" w:space="0" w:color="000000"/>
@@ -640,8 +630,8 @@
         </w:trPr>
         <w:tc>
           <w:tcPr>
-            <w:tcW w:w="7000" w:type="dxa"/>
-            <w:gridSpan w:val="4"/>
+            <w:tcW w:w="10915" w:type="dxa"/>
+            <w:gridSpan w:val="6"/>
             <w:tcBorders>
               <w:top w:val="dotted" w:sz="4" w:space="0" w:color="000000"/>
               <w:left w:val="single" w:sz="4" w:space="0" w:color="000000"/>
@@ -677,14 +667,22 @@
                 <w:sz w:val="24"/>
                 <w:szCs w:val="24"/>
               </w:rPr>
-              <w:t xml:space="preserve"> Presentar al tutor asignado los avances realizados y la situación del proyecto, además de solicitar su acompañamiento durante el desarrollo del mismo.</w:t>
-            </w:r>
-          </w:p>
-        </w:tc>
-        <w:tc>
-          <w:tcPr>
-            <w:tcW w:w="1879" w:type="dxa"/>
-            <w:gridSpan w:val="3"/>
+              <w:t xml:space="preserve"> Presentar </w:t>
+            </w:r>
+            <w:r>
+              <w:rPr>
+                <w:rFonts w:ascii="Times New Roman" w:eastAsia="Times New Roman" w:hAnsi="Times New Roman" w:cs="Times New Roman"/>
+                <w:i/>
+                <w:sz w:val="24"/>
+                <w:szCs w:val="24"/>
+              </w:rPr>
+              <w:t>los avances logrados en la fase inicial del desarrollo del prototipo educativo, incluyendo la implementación de los módulos de registro, autenticación y panel administrativo, así como la integración básica entre ellos.</w:t>
+            </w:r>
+          </w:p>
+        </w:tc>
+        <w:tc>
+          <w:tcPr>
+            <w:tcW w:w="1843" w:type="dxa"/>
             <w:tcBorders>
               <w:top w:val="dotted" w:sz="4" w:space="0" w:color="000000"/>
               <w:left w:val="dotted" w:sz="4" w:space="0" w:color="000000"/>
@@ -732,7 +730,7 @@
                 <w:sz w:val="24"/>
                 <w:szCs w:val="24"/>
               </w:rPr>
-              <w:t>14</w:t>
+              <w:t>08</w:t>
             </w:r>
             <w:r>
               <w:rPr>
@@ -756,7 +754,7 @@
         </w:tc>
         <w:tc>
           <w:tcPr>
-            <w:tcW w:w="1577" w:type="dxa"/>
+            <w:tcW w:w="2126" w:type="dxa"/>
             <w:tcBorders>
               <w:top w:val="dotted" w:sz="4" w:space="0" w:color="000000"/>
               <w:left w:val="dotted" w:sz="4" w:space="0" w:color="000000"/>
@@ -810,7 +808,34 @@
                 <w:sz w:val="24"/>
                 <w:szCs w:val="24"/>
               </w:rPr>
-              <w:t>15H00</w:t>
+              <w:t>08</w:t>
+            </w:r>
+            <w:r>
+              <w:rPr>
+                <w:rFonts w:ascii="Times New Roman" w:eastAsia="Times New Roman" w:hAnsi="Times New Roman" w:cs="Times New Roman"/>
+                <w:i/>
+                <w:sz w:val="24"/>
+                <w:szCs w:val="24"/>
+              </w:rPr>
+              <w:t>H</w:t>
+            </w:r>
+            <w:r>
+              <w:rPr>
+                <w:rFonts w:ascii="Times New Roman" w:eastAsia="Times New Roman" w:hAnsi="Times New Roman" w:cs="Times New Roman"/>
+                <w:i/>
+                <w:sz w:val="24"/>
+                <w:szCs w:val="24"/>
+              </w:rPr>
+              <w:t>3</w:t>
+            </w:r>
+            <w:r>
+              <w:rPr>
+                <w:rFonts w:ascii="Times New Roman" w:eastAsia="Times New Roman" w:hAnsi="Times New Roman" w:cs="Times New Roman"/>
+                <w:i/>
+                <w:sz w:val="24"/>
+                <w:szCs w:val="24"/>
+              </w:rPr>
+              <w:t>0</w:t>
             </w:r>
           </w:p>
         </w:tc>
@@ -821,7 +846,7 @@
         </w:trPr>
         <w:tc>
           <w:tcPr>
-            <w:tcW w:w="10456" w:type="dxa"/>
+            <w:tcW w:w="14884" w:type="dxa"/>
             <w:gridSpan w:val="8"/>
             <w:tcBorders>
               <w:top w:val="dotted" w:sz="4" w:space="0" w:color="000000"/>
@@ -859,7 +884,27 @@
                 <w:sz w:val="24"/>
                 <w:szCs w:val="24"/>
               </w:rPr>
-              <w:t>Tras el planteamiento del tema del presente proyecto, la docente de la materia asignó un tutor para su acompañamiento y guía, de acuerdo a su experiencia previa en trabajos y proyectos relacionados.</w:t>
+              <w:t xml:space="preserve">Durante las semanas previas se completaron las actividades de diseño arquitectónico, documentación técnica del prototipo y el desarrollo de los primeros módulos funcionales (registro, </w:t>
+            </w:r>
+            <w:proofErr w:type="spellStart"/>
+            <w:r>
+              <w:rPr>
+                <w:rFonts w:ascii="Times New Roman" w:eastAsia="Times New Roman" w:hAnsi="Times New Roman" w:cs="Times New Roman"/>
+                <w:i/>
+                <w:sz w:val="24"/>
+                <w:szCs w:val="24"/>
+              </w:rPr>
+              <w:t>login</w:t>
+            </w:r>
+            <w:proofErr w:type="spellEnd"/>
+            <w:r>
+              <w:rPr>
+                <w:rFonts w:ascii="Times New Roman" w:eastAsia="Times New Roman" w:hAnsi="Times New Roman" w:cs="Times New Roman"/>
+                <w:i/>
+                <w:sz w:val="24"/>
+                <w:szCs w:val="24"/>
+              </w:rPr>
+              <w:t xml:space="preserve"> y gestión inicial de cursos). Esta reunión corresponde al primer seguimiento académico formal del proceso de desarrollo.</w:t>
             </w:r>
           </w:p>
         </w:tc>
@@ -870,7 +915,7 @@
         </w:trPr>
         <w:tc>
           <w:tcPr>
-            <w:tcW w:w="10456" w:type="dxa"/>
+            <w:tcW w:w="14884" w:type="dxa"/>
             <w:gridSpan w:val="8"/>
             <w:tcBorders>
               <w:left w:val="single" w:sz="4" w:space="0" w:color="000000"/>
@@ -961,7 +1006,7 @@
                 <w:sz w:val="24"/>
                 <w:szCs w:val="24"/>
               </w:rPr>
-              <w:t>Breve introducción y explicación del motivo de la reunión.</w:t>
+              <w:t>Revisión de la arquitectura implementada en el prototipo.</w:t>
             </w:r>
           </w:p>
           <w:p>
@@ -994,7 +1039,29 @@
                 <w:sz w:val="24"/>
                 <w:szCs w:val="24"/>
               </w:rPr>
-              <w:t>Presentación de los avances y la situación del proyecto en curso al tutor.</w:t>
+              <w:t xml:space="preserve">Presentación de los módulos funcionales desarrollados (registro, </w:t>
+            </w:r>
+            <w:proofErr w:type="spellStart"/>
+            <w:r>
+              <w:rPr>
+                <w:rFonts w:ascii="Times New Roman" w:eastAsia="Times New Roman" w:hAnsi="Times New Roman" w:cs="Times New Roman"/>
+                <w:i/>
+                <w:color w:val="000000"/>
+                <w:sz w:val="24"/>
+                <w:szCs w:val="24"/>
+              </w:rPr>
+              <w:t>login</w:t>
+            </w:r>
+            <w:proofErr w:type="spellEnd"/>
+            <w:r>
+              <w:rPr>
+                <w:rFonts w:ascii="Times New Roman" w:eastAsia="Times New Roman" w:hAnsi="Times New Roman" w:cs="Times New Roman"/>
+                <w:i/>
+                <w:color w:val="000000"/>
+                <w:sz w:val="24"/>
+                <w:szCs w:val="24"/>
+              </w:rPr>
+              <w:t>, administración)</w:t>
             </w:r>
           </w:p>
           <w:p>
@@ -1027,7 +1094,29 @@
                 <w:sz w:val="24"/>
                 <w:szCs w:val="24"/>
               </w:rPr>
-              <w:t>Análisis de la situación y recomendaciones iniciales del tutor del proyecto.</w:t>
+              <w:t xml:space="preserve">Revisión del diseño de base de datos de </w:t>
+            </w:r>
+            <w:proofErr w:type="spellStart"/>
+            <w:r>
+              <w:rPr>
+                <w:rFonts w:ascii="Times New Roman" w:eastAsia="Times New Roman" w:hAnsi="Times New Roman" w:cs="Times New Roman"/>
+                <w:i/>
+                <w:color w:val="000000"/>
+                <w:sz w:val="24"/>
+                <w:szCs w:val="24"/>
+              </w:rPr>
+              <w:t>Firestore</w:t>
+            </w:r>
+            <w:proofErr w:type="spellEnd"/>
+            <w:r>
+              <w:rPr>
+                <w:rFonts w:ascii="Times New Roman" w:eastAsia="Times New Roman" w:hAnsi="Times New Roman" w:cs="Times New Roman"/>
+                <w:i/>
+                <w:color w:val="000000"/>
+                <w:sz w:val="24"/>
+                <w:szCs w:val="24"/>
+              </w:rPr>
+              <w:t>.</w:t>
             </w:r>
           </w:p>
           <w:p>
@@ -1060,6 +1149,107 @@
                 <w:sz w:val="24"/>
                 <w:szCs w:val="24"/>
               </w:rPr>
+              <w:t>Observaciones del tutor sobre estructura y usabilidad.</w:t>
+            </w:r>
+          </w:p>
+          <w:p>
+            <w:pPr>
+              <w:numPr>
+                <w:ilvl w:val="0"/>
+                <w:numId w:val="1"/>
+              </w:numPr>
+              <w:pBdr>
+                <w:top w:val="nil"/>
+                <w:left w:val="nil"/>
+                <w:bottom w:val="nil"/>
+                <w:right w:val="nil"/>
+                <w:between w:val="nil"/>
+              </w:pBdr>
+              <w:spacing w:after="0" w:line="240" w:lineRule="auto"/>
+              <w:rPr>
+                <w:rFonts w:ascii="Times New Roman" w:eastAsia="Times New Roman" w:hAnsi="Times New Roman" w:cs="Times New Roman"/>
+                <w:i/>
+                <w:color w:val="000000"/>
+                <w:sz w:val="24"/>
+                <w:szCs w:val="24"/>
+              </w:rPr>
+            </w:pPr>
+            <w:r>
+              <w:rPr>
+                <w:rFonts w:ascii="Times New Roman" w:eastAsia="Times New Roman" w:hAnsi="Times New Roman" w:cs="Times New Roman"/>
+                <w:i/>
+                <w:color w:val="000000"/>
+                <w:sz w:val="24"/>
+                <w:szCs w:val="24"/>
+              </w:rPr>
+              <w:t>Compromisos para la siguiente etapa de desarrollo.</w:t>
+            </w:r>
+            <w:bookmarkStart w:id="0" w:name="_GoBack"/>
+            <w:bookmarkEnd w:id="0"/>
+          </w:p>
+          <w:p>
+            <w:pPr>
+              <w:numPr>
+                <w:ilvl w:val="0"/>
+                <w:numId w:val="1"/>
+              </w:numPr>
+              <w:pBdr>
+                <w:top w:val="nil"/>
+                <w:left w:val="nil"/>
+                <w:bottom w:val="nil"/>
+                <w:right w:val="nil"/>
+                <w:between w:val="nil"/>
+              </w:pBdr>
+              <w:spacing w:after="0" w:line="240" w:lineRule="auto"/>
+              <w:rPr>
+                <w:rFonts w:ascii="Times New Roman" w:eastAsia="Times New Roman" w:hAnsi="Times New Roman" w:cs="Times New Roman"/>
+                <w:i/>
+                <w:color w:val="000000"/>
+                <w:sz w:val="24"/>
+                <w:szCs w:val="24"/>
+              </w:rPr>
+            </w:pPr>
+            <w:r>
+              <w:rPr>
+                <w:rFonts w:ascii="Times New Roman" w:eastAsia="Times New Roman" w:hAnsi="Times New Roman" w:cs="Times New Roman"/>
+                <w:i/>
+                <w:color w:val="000000"/>
+                <w:sz w:val="24"/>
+                <w:szCs w:val="24"/>
+              </w:rPr>
+              <w:t>Análisis de la situación y recomendaciones iniciales del tutor del proyecto.</w:t>
+            </w:r>
+          </w:p>
+          <w:p>
+            <w:pPr>
+              <w:numPr>
+                <w:ilvl w:val="0"/>
+                <w:numId w:val="1"/>
+              </w:numPr>
+              <w:pBdr>
+                <w:top w:val="nil"/>
+                <w:left w:val="nil"/>
+                <w:bottom w:val="nil"/>
+                <w:right w:val="nil"/>
+                <w:between w:val="nil"/>
+              </w:pBdr>
+              <w:spacing w:after="0" w:line="240" w:lineRule="auto"/>
+              <w:rPr>
+                <w:rFonts w:ascii="Times New Roman" w:eastAsia="Times New Roman" w:hAnsi="Times New Roman" w:cs="Times New Roman"/>
+                <w:i/>
+                <w:color w:val="000000"/>
+                <w:sz w:val="24"/>
+                <w:szCs w:val="24"/>
+              </w:rPr>
+            </w:pPr>
+            <w:r>
+              <w:rPr>
+                <w:rFonts w:ascii="Times New Roman" w:eastAsia="Times New Roman" w:hAnsi="Times New Roman" w:cs="Times New Roman"/>
+                <w:i/>
+                <w:color w:val="000000"/>
+                <w:sz w:val="24"/>
+                <w:szCs w:val="24"/>
+              </w:rPr>
               <w:t>Preguntas y dudas finales.</w:t>
             </w:r>
           </w:p>
@@ -1104,7 +1294,7 @@
         </w:trPr>
         <w:tc>
           <w:tcPr>
-            <w:tcW w:w="10456" w:type="dxa"/>
+            <w:tcW w:w="14884" w:type="dxa"/>
             <w:gridSpan w:val="8"/>
             <w:tcBorders>
               <w:top w:val="dotted" w:sz="4" w:space="0" w:color="000000"/>
@@ -1144,7 +1334,7 @@
         </w:trPr>
         <w:tc>
           <w:tcPr>
-            <w:tcW w:w="436" w:type="dxa"/>
+            <w:tcW w:w="236" w:type="dxa"/>
             <w:tcBorders>
               <w:top w:val="single" w:sz="4" w:space="0" w:color="000000"/>
               <w:left w:val="single" w:sz="4" w:space="0" w:color="000000"/>
@@ -1166,16 +1356,23 @@
               <w:jc w:val="center"/>
               <w:rPr>
                 <w:rFonts w:ascii="Times New Roman" w:eastAsia="Times New Roman" w:hAnsi="Times New Roman" w:cs="Times New Roman"/>
-                <w:color w:val="000000"/>
-                <w:sz w:val="24"/>
-                <w:szCs w:val="24"/>
-              </w:rPr>
-            </w:pPr>
-          </w:p>
-        </w:tc>
-        <w:tc>
-          <w:tcPr>
-            <w:tcW w:w="10020" w:type="dxa"/>
+                <w:sz w:val="24"/>
+                <w:szCs w:val="24"/>
+              </w:rPr>
+            </w:pPr>
+            <w:r>
+              <w:rPr>
+                <w:rFonts w:ascii="Times New Roman" w:eastAsia="Times New Roman" w:hAnsi="Times New Roman" w:cs="Times New Roman"/>
+                <w:sz w:val="24"/>
+                <w:szCs w:val="24"/>
+              </w:rPr>
+              <w:t>1</w:t>
+            </w:r>
+          </w:p>
+        </w:tc>
+        <w:tc>
+          <w:tcPr>
+            <w:tcW w:w="14648" w:type="dxa"/>
             <w:gridSpan w:val="7"/>
             <w:tcBorders>
               <w:top w:val="dotted" w:sz="4" w:space="0" w:color="000000"/>
@@ -1198,24 +1395,37 @@
               <w:rPr>
                 <w:rFonts w:ascii="Times New Roman" w:eastAsia="Times New Roman" w:hAnsi="Times New Roman" w:cs="Times New Roman"/>
                 <w:i/>
-                <w:color w:val="808080"/>
-                <w:sz w:val="24"/>
-                <w:szCs w:val="24"/>
-              </w:rPr>
-            </w:pPr>
-          </w:p>
-          <w:p>
-            <w:pPr>
-              <w:spacing w:after="0"/>
-              <w:jc w:val="both"/>
-              <w:rPr>
-                <w:rFonts w:ascii="Times New Roman" w:eastAsia="Times New Roman" w:hAnsi="Times New Roman" w:cs="Times New Roman"/>
-                <w:i/>
-                <w:color w:val="808080"/>
-                <w:sz w:val="24"/>
-                <w:szCs w:val="24"/>
-              </w:rPr>
-            </w:pPr>
+                <w:sz w:val="24"/>
+                <w:szCs w:val="24"/>
+              </w:rPr>
+            </w:pPr>
+            <w:r>
+              <w:rPr>
+                <w:rFonts w:ascii="Times New Roman" w:eastAsia="Times New Roman" w:hAnsi="Times New Roman" w:cs="Times New Roman"/>
+                <w:i/>
+                <w:sz w:val="24"/>
+                <w:szCs w:val="24"/>
+              </w:rPr>
+              <w:t xml:space="preserve">Se presentó la estructura actual del proyecto desarrollada </w:t>
+            </w:r>
+            <w:r>
+              <w:rPr>
+                <w:rFonts w:ascii="Times New Roman" w:eastAsia="Times New Roman" w:hAnsi="Times New Roman" w:cs="Times New Roman"/>
+                <w:i/>
+                <w:sz w:val="24"/>
+                <w:szCs w:val="24"/>
+              </w:rPr>
+              <w:t>en Next.js</w:t>
+            </w:r>
+            <w:r>
+              <w:rPr>
+                <w:rFonts w:ascii="Times New Roman" w:eastAsia="Times New Roman" w:hAnsi="Times New Roman" w:cs="Times New Roman"/>
+                <w:i/>
+                <w:sz w:val="24"/>
+                <w:szCs w:val="24"/>
+              </w:rPr>
+              <w:t xml:space="preserve">, incluyendo la configuración del entorno y la organización de módulos principales. </w:t>
+            </w:r>
           </w:p>
         </w:tc>
       </w:tr>
@@ -1225,7 +1435,7 @@
         </w:trPr>
         <w:tc>
           <w:tcPr>
-            <w:tcW w:w="436" w:type="dxa"/>
+            <w:tcW w:w="236" w:type="dxa"/>
             <w:tcBorders>
               <w:top w:val="dotted" w:sz="4" w:space="0" w:color="000000"/>
               <w:left w:val="single" w:sz="4" w:space="0" w:color="000000"/>
@@ -1247,18 +1457,25 @@
               <w:jc w:val="center"/>
               <w:rPr>
                 <w:rFonts w:ascii="Times New Roman" w:eastAsia="Times New Roman" w:hAnsi="Times New Roman" w:cs="Times New Roman"/>
-                <w:color w:val="000000"/>
-                <w:sz w:val="24"/>
-                <w:szCs w:val="24"/>
-              </w:rPr>
-            </w:pPr>
-            <w:bookmarkStart w:id="0" w:name="_heading=h.gjdgxs" w:colFirst="0" w:colLast="0"/>
-            <w:bookmarkEnd w:id="0"/>
-          </w:p>
-        </w:tc>
-        <w:tc>
-          <w:tcPr>
-            <w:tcW w:w="10020" w:type="dxa"/>
+                <w:sz w:val="24"/>
+                <w:szCs w:val="24"/>
+              </w:rPr>
+            </w:pPr>
+            <w:bookmarkStart w:id="1" w:name="_heading=h.gjdgxs" w:colFirst="0" w:colLast="0"/>
+            <w:bookmarkEnd w:id="1"/>
+            <w:r>
+              <w:rPr>
+                <w:rFonts w:ascii="Times New Roman" w:eastAsia="Times New Roman" w:hAnsi="Times New Roman" w:cs="Times New Roman"/>
+                <w:sz w:val="24"/>
+                <w:szCs w:val="24"/>
+              </w:rPr>
+              <w:t>2</w:t>
+            </w:r>
+          </w:p>
+        </w:tc>
+        <w:tc>
+          <w:tcPr>
+            <w:tcW w:w="14648" w:type="dxa"/>
             <w:gridSpan w:val="7"/>
             <w:tcBorders>
               <w:top w:val="dotted" w:sz="4" w:space="0" w:color="000000"/>
@@ -1277,25 +1494,40 @@
           </w:tcPr>
           <w:p>
             <w:pPr>
-              <w:spacing w:before="100" w:after="160"/>
-              <w:rPr>
-                <w:rFonts w:ascii="Times New Roman" w:eastAsia="Times New Roman" w:hAnsi="Times New Roman" w:cs="Times New Roman"/>
-                <w:sz w:val="24"/>
-                <w:szCs w:val="24"/>
-              </w:rPr>
-            </w:pPr>
-          </w:p>
-          <w:p>
-            <w:pPr>
-              <w:spacing w:before="100" w:after="0"/>
-              <w:rPr>
-                <w:rFonts w:ascii="Times New Roman" w:eastAsia="Times New Roman" w:hAnsi="Times New Roman" w:cs="Times New Roman"/>
-                <w:sz w:val="24"/>
-                <w:szCs w:val="24"/>
-              </w:rPr>
-            </w:pPr>
-            <w:bookmarkStart w:id="1" w:name="_GoBack"/>
-            <w:bookmarkEnd w:id="1"/>
+              <w:jc w:val="both"/>
+              <w:rPr>
+                <w:rFonts w:ascii="Times New Roman" w:eastAsia="Times New Roman" w:hAnsi="Times New Roman" w:cs="Times New Roman"/>
+                <w:sz w:val="24"/>
+                <w:szCs w:val="24"/>
+              </w:rPr>
+            </w:pPr>
+            <w:r>
+              <w:rPr>
+                <w:rFonts w:ascii="Times New Roman" w:eastAsia="Times New Roman" w:hAnsi="Times New Roman" w:cs="Times New Roman"/>
+                <w:i/>
+                <w:sz w:val="24"/>
+                <w:szCs w:val="24"/>
+              </w:rPr>
+              <w:t xml:space="preserve">Se mostraron los módulos de </w:t>
+            </w:r>
+            <w:r>
+              <w:rPr>
+                <w:rFonts w:ascii="Times New Roman" w:eastAsia="Times New Roman" w:hAnsi="Times New Roman" w:cs="Times New Roman"/>
+                <w:i/>
+                <w:sz w:val="24"/>
+                <w:szCs w:val="24"/>
+              </w:rPr>
+              <w:t>registro e inicio de sesión</w:t>
+            </w:r>
+            <w:r>
+              <w:rPr>
+                <w:rFonts w:ascii="Times New Roman" w:eastAsia="Times New Roman" w:hAnsi="Times New Roman" w:cs="Times New Roman"/>
+                <w:i/>
+                <w:sz w:val="24"/>
+                <w:szCs w:val="24"/>
+              </w:rPr>
+              <w:t xml:space="preserve"> funcionando correctamente con validación de credenciales y control de roles básicos (estudiante, instructor, administrador). </w:t>
+            </w:r>
           </w:p>
         </w:tc>
       </w:tr>
@@ -1305,7 +1537,7 @@
         </w:trPr>
         <w:tc>
           <w:tcPr>
-            <w:tcW w:w="436" w:type="dxa"/>
+            <w:tcW w:w="236" w:type="dxa"/>
             <w:tcBorders>
               <w:top w:val="dotted" w:sz="4" w:space="0" w:color="000000"/>
               <w:left w:val="single" w:sz="4" w:space="0" w:color="000000"/>
@@ -1327,16 +1559,23 @@
               <w:jc w:val="center"/>
               <w:rPr>
                 <w:rFonts w:ascii="Times New Roman" w:eastAsia="Times New Roman" w:hAnsi="Times New Roman" w:cs="Times New Roman"/>
-                <w:color w:val="000000"/>
-                <w:sz w:val="24"/>
-                <w:szCs w:val="24"/>
-              </w:rPr>
-            </w:pPr>
-          </w:p>
-        </w:tc>
-        <w:tc>
-          <w:tcPr>
-            <w:tcW w:w="10020" w:type="dxa"/>
+                <w:sz w:val="24"/>
+                <w:szCs w:val="24"/>
+              </w:rPr>
+            </w:pPr>
+            <w:r>
+              <w:rPr>
+                <w:rFonts w:ascii="Times New Roman" w:eastAsia="Times New Roman" w:hAnsi="Times New Roman" w:cs="Times New Roman"/>
+                <w:sz w:val="24"/>
+                <w:szCs w:val="24"/>
+              </w:rPr>
+              <w:t>3</w:t>
+            </w:r>
+          </w:p>
+        </w:tc>
+        <w:tc>
+          <w:tcPr>
+            <w:tcW w:w="14648" w:type="dxa"/>
             <w:gridSpan w:val="7"/>
             <w:tcBorders>
               <w:top w:val="dotted" w:sz="4" w:space="0" w:color="000000"/>
@@ -1355,23 +1594,31 @@
           </w:tcPr>
           <w:p>
             <w:pPr>
-              <w:spacing w:before="100" w:after="160"/>
-              <w:rPr>
-                <w:rFonts w:ascii="Times New Roman" w:eastAsia="Times New Roman" w:hAnsi="Times New Roman" w:cs="Times New Roman"/>
-                <w:sz w:val="24"/>
-                <w:szCs w:val="24"/>
-              </w:rPr>
-            </w:pPr>
-          </w:p>
-          <w:p>
-            <w:pPr>
-              <w:spacing w:after="0"/>
-              <w:rPr>
-                <w:rFonts w:ascii="Times New Roman" w:eastAsia="Times New Roman" w:hAnsi="Times New Roman" w:cs="Times New Roman"/>
-                <w:sz w:val="24"/>
-                <w:szCs w:val="24"/>
-              </w:rPr>
-            </w:pPr>
+              <w:jc w:val="both"/>
+              <w:rPr>
+                <w:rFonts w:ascii="Times New Roman" w:eastAsia="Times New Roman" w:hAnsi="Times New Roman" w:cs="Times New Roman"/>
+                <w:sz w:val="24"/>
+                <w:szCs w:val="24"/>
+              </w:rPr>
+            </w:pPr>
+            <w:r>
+              <w:rPr>
+                <w:rFonts w:ascii="Times New Roman" w:eastAsia="Times New Roman" w:hAnsi="Times New Roman" w:cs="Times New Roman"/>
+                <w:i/>
+                <w:sz w:val="24"/>
+                <w:szCs w:val="24"/>
+              </w:rPr>
+              <w:t>Se revisó el diseño del panel administrativo</w:t>
+            </w:r>
+            <w:r>
+              <w:rPr>
+                <w:rFonts w:ascii="Times New Roman" w:eastAsia="Times New Roman" w:hAnsi="Times New Roman" w:cs="Times New Roman"/>
+                <w:i/>
+                <w:sz w:val="24"/>
+                <w:szCs w:val="24"/>
+              </w:rPr>
+              <w:t xml:space="preserve"> el cual ya cuenta con una estructura base para la gestión de usuarios y cursos. </w:t>
+            </w:r>
           </w:p>
         </w:tc>
       </w:tr>
@@ -1381,7 +1628,7 @@
         </w:trPr>
         <w:tc>
           <w:tcPr>
-            <w:tcW w:w="436" w:type="dxa"/>
+            <w:tcW w:w="236" w:type="dxa"/>
             <w:tcBorders>
               <w:top w:val="dotted" w:sz="4" w:space="0" w:color="000000"/>
               <w:left w:val="single" w:sz="4" w:space="0" w:color="000000"/>
@@ -1403,16 +1650,24 @@
               <w:jc w:val="center"/>
               <w:rPr>
                 <w:rFonts w:ascii="Times New Roman" w:eastAsia="Times New Roman" w:hAnsi="Times New Roman" w:cs="Times New Roman"/>
-                <w:color w:val="000000"/>
-                <w:sz w:val="24"/>
-                <w:szCs w:val="24"/>
-              </w:rPr>
-            </w:pPr>
-          </w:p>
-        </w:tc>
-        <w:tc>
-          <w:tcPr>
-            <w:tcW w:w="10020" w:type="dxa"/>
+                <w:sz w:val="24"/>
+                <w:szCs w:val="24"/>
+              </w:rPr>
+            </w:pPr>
+            <w:r>
+              <w:rPr>
+                <w:rFonts w:ascii="Times New Roman" w:eastAsia="Times New Roman" w:hAnsi="Times New Roman" w:cs="Times New Roman"/>
+                <w:sz w:val="24"/>
+                <w:szCs w:val="24"/>
+              </w:rPr>
+              <w:lastRenderedPageBreak/>
+              <w:t>4</w:t>
+            </w:r>
+          </w:p>
+        </w:tc>
+        <w:tc>
+          <w:tcPr>
+            <w:tcW w:w="14648" w:type="dxa"/>
             <w:gridSpan w:val="7"/>
             <w:tcBorders>
               <w:top w:val="dotted" w:sz="4" w:space="0" w:color="000000"/>
@@ -1431,23 +1686,91 @@
           </w:tcPr>
           <w:p>
             <w:pPr>
-              <w:spacing w:before="100" w:after="160"/>
-              <w:rPr>
-                <w:rFonts w:ascii="Times New Roman" w:eastAsia="Times New Roman" w:hAnsi="Times New Roman" w:cs="Times New Roman"/>
-                <w:sz w:val="24"/>
-                <w:szCs w:val="24"/>
-              </w:rPr>
-            </w:pPr>
-          </w:p>
-          <w:p>
-            <w:pPr>
-              <w:spacing w:before="100" w:after="0"/>
-              <w:rPr>
-                <w:rFonts w:ascii="Times New Roman" w:eastAsia="Times New Roman" w:hAnsi="Times New Roman" w:cs="Times New Roman"/>
-                <w:sz w:val="24"/>
-                <w:szCs w:val="24"/>
-              </w:rPr>
-            </w:pPr>
+              <w:jc w:val="both"/>
+              <w:rPr>
+                <w:rFonts w:ascii="Times New Roman" w:eastAsia="Times New Roman" w:hAnsi="Times New Roman" w:cs="Times New Roman"/>
+                <w:sz w:val="24"/>
+                <w:szCs w:val="24"/>
+              </w:rPr>
+            </w:pPr>
+            <w:r>
+              <w:rPr>
+                <w:rFonts w:ascii="Times New Roman" w:eastAsia="Times New Roman" w:hAnsi="Times New Roman" w:cs="Times New Roman"/>
+                <w:i/>
+                <w:sz w:val="24"/>
+                <w:szCs w:val="24"/>
+              </w:rPr>
+              <w:t xml:space="preserve">Se discutió la integración del </w:t>
+            </w:r>
+            <w:proofErr w:type="spellStart"/>
+            <w:r>
+              <w:rPr>
+                <w:rFonts w:ascii="Times New Roman" w:eastAsia="Times New Roman" w:hAnsi="Times New Roman" w:cs="Times New Roman"/>
+                <w:i/>
+                <w:sz w:val="24"/>
+                <w:szCs w:val="24"/>
+              </w:rPr>
+              <w:t>backend</w:t>
+            </w:r>
+            <w:proofErr w:type="spellEnd"/>
+            <w:r>
+              <w:rPr>
+                <w:rFonts w:ascii="Times New Roman" w:eastAsia="Times New Roman" w:hAnsi="Times New Roman" w:cs="Times New Roman"/>
+                <w:i/>
+                <w:sz w:val="24"/>
+                <w:szCs w:val="24"/>
+              </w:rPr>
+              <w:t xml:space="preserve"> con </w:t>
+            </w:r>
+            <w:proofErr w:type="spellStart"/>
+            <w:r>
+              <w:rPr>
+                <w:rFonts w:ascii="Times New Roman" w:eastAsia="Times New Roman" w:hAnsi="Times New Roman" w:cs="Times New Roman"/>
+                <w:i/>
+                <w:sz w:val="24"/>
+                <w:szCs w:val="24"/>
+              </w:rPr>
+              <w:t>Firebase</w:t>
+            </w:r>
+            <w:proofErr w:type="spellEnd"/>
+            <w:r>
+              <w:rPr>
+                <w:rFonts w:ascii="Times New Roman" w:eastAsia="Times New Roman" w:hAnsi="Times New Roman" w:cs="Times New Roman"/>
+                <w:i/>
+                <w:sz w:val="24"/>
+                <w:szCs w:val="24"/>
+              </w:rPr>
+              <w:t xml:space="preserve">, destacando el uso de colecciones jerárquicas y la planificación de </w:t>
+            </w:r>
+            <w:proofErr w:type="spellStart"/>
+            <w:r>
+              <w:rPr>
+                <w:rFonts w:ascii="Times New Roman" w:eastAsia="Times New Roman" w:hAnsi="Times New Roman" w:cs="Times New Roman"/>
+                <w:i/>
+                <w:sz w:val="24"/>
+                <w:szCs w:val="24"/>
+              </w:rPr>
+              <w:t>subcole</w:t>
+            </w:r>
+            <w:r>
+              <w:rPr>
+                <w:rFonts w:ascii="Times New Roman" w:eastAsia="Times New Roman" w:hAnsi="Times New Roman" w:cs="Times New Roman"/>
+                <w:i/>
+                <w:sz w:val="24"/>
+                <w:szCs w:val="24"/>
+              </w:rPr>
+              <w:t>cciones</w:t>
+            </w:r>
+            <w:proofErr w:type="spellEnd"/>
+            <w:r>
+              <w:rPr>
+                <w:rFonts w:ascii="Times New Roman" w:eastAsia="Times New Roman" w:hAnsi="Times New Roman" w:cs="Times New Roman"/>
+                <w:i/>
+                <w:sz w:val="24"/>
+                <w:szCs w:val="24"/>
+              </w:rPr>
+              <w:t xml:space="preserve"> para cursos y usuarios.</w:t>
+            </w:r>
           </w:p>
         </w:tc>
       </w:tr>
@@ -1457,7 +1780,7 @@
         </w:trPr>
         <w:tc>
           <w:tcPr>
-            <w:tcW w:w="436" w:type="dxa"/>
+            <w:tcW w:w="236" w:type="dxa"/>
             <w:tcBorders>
               <w:top w:val="dotted" w:sz="4" w:space="0" w:color="000000"/>
               <w:left w:val="single" w:sz="4" w:space="0" w:color="000000"/>
@@ -1479,16 +1802,23 @@
               <w:jc w:val="center"/>
               <w:rPr>
                 <w:rFonts w:ascii="Times New Roman" w:eastAsia="Times New Roman" w:hAnsi="Times New Roman" w:cs="Times New Roman"/>
-                <w:color w:val="000000"/>
-                <w:sz w:val="24"/>
-                <w:szCs w:val="24"/>
-              </w:rPr>
-            </w:pPr>
-          </w:p>
-        </w:tc>
-        <w:tc>
-          <w:tcPr>
-            <w:tcW w:w="10020" w:type="dxa"/>
+                <w:sz w:val="24"/>
+                <w:szCs w:val="24"/>
+              </w:rPr>
+            </w:pPr>
+            <w:r>
+              <w:rPr>
+                <w:rFonts w:ascii="Times New Roman" w:eastAsia="Times New Roman" w:hAnsi="Times New Roman" w:cs="Times New Roman"/>
+                <w:sz w:val="24"/>
+                <w:szCs w:val="24"/>
+              </w:rPr>
+              <w:t>5</w:t>
+            </w:r>
+          </w:p>
+        </w:tc>
+        <w:tc>
+          <w:tcPr>
+            <w:tcW w:w="14648" w:type="dxa"/>
             <w:gridSpan w:val="7"/>
             <w:tcBorders>
               <w:top w:val="dotted" w:sz="4" w:space="0" w:color="000000"/>
@@ -1514,16 +1844,117 @@
                 <w:szCs w:val="24"/>
               </w:rPr>
             </w:pPr>
-          </w:p>
-          <w:p>
-            <w:pPr>
-              <w:spacing w:before="100" w:after="0"/>
-              <w:rPr>
-                <w:rFonts w:ascii="Times New Roman" w:eastAsia="Times New Roman" w:hAnsi="Times New Roman" w:cs="Times New Roman"/>
-                <w:sz w:val="24"/>
-                <w:szCs w:val="24"/>
-              </w:rPr>
-            </w:pPr>
+            <w:r>
+              <w:rPr>
+                <w:rFonts w:ascii="Times New Roman" w:eastAsia="Times New Roman" w:hAnsi="Times New Roman" w:cs="Times New Roman"/>
+                <w:i/>
+                <w:sz w:val="24"/>
+                <w:szCs w:val="24"/>
+              </w:rPr>
+              <w:t xml:space="preserve">El tutor sugirió mantener una estructura modular y escalable, y enfatizó la importancia de documentar los </w:t>
+            </w:r>
+            <w:proofErr w:type="spellStart"/>
+            <w:r>
+              <w:rPr>
+                <w:rFonts w:ascii="Times New Roman" w:eastAsia="Times New Roman" w:hAnsi="Times New Roman" w:cs="Times New Roman"/>
+                <w:i/>
+                <w:sz w:val="24"/>
+                <w:szCs w:val="24"/>
+              </w:rPr>
+              <w:t>endpoints</w:t>
+            </w:r>
+            <w:proofErr w:type="spellEnd"/>
+            <w:r>
+              <w:rPr>
+                <w:rFonts w:ascii="Times New Roman" w:eastAsia="Times New Roman" w:hAnsi="Times New Roman" w:cs="Times New Roman"/>
+                <w:i/>
+                <w:sz w:val="24"/>
+                <w:szCs w:val="24"/>
+              </w:rPr>
+              <w:t xml:space="preserve"> y las interacciones entre componentes.</w:t>
+            </w:r>
+          </w:p>
+        </w:tc>
+      </w:tr>
+      <w:tr>
+        <w:trPr>
+          <w:trHeight w:val="104"/>
+        </w:trPr>
+        <w:tc>
+          <w:tcPr>
+            <w:tcW w:w="236" w:type="dxa"/>
+            <w:tcBorders>
+              <w:top w:val="dotted" w:sz="4" w:space="0" w:color="000000"/>
+              <w:left w:val="single" w:sz="4" w:space="0" w:color="000000"/>
+              <w:bottom w:val="dotted" w:sz="4" w:space="0" w:color="000000"/>
+              <w:right w:val="dotted" w:sz="4" w:space="0" w:color="000000"/>
+            </w:tcBorders>
+            <w:shd w:val="clear" w:color="auto" w:fill="auto"/>
+            <w:tcMar>
+              <w:top w:w="0" w:type="dxa"/>
+              <w:left w:w="108" w:type="dxa"/>
+              <w:bottom w:w="0" w:type="dxa"/>
+              <w:right w:w="108" w:type="dxa"/>
+            </w:tcMar>
+            <w:vAlign w:val="center"/>
+          </w:tcPr>
+          <w:p>
+            <w:pPr>
+              <w:spacing w:after="0" w:line="240" w:lineRule="auto"/>
+              <w:jc w:val="center"/>
+              <w:rPr>
+                <w:rFonts w:ascii="Times New Roman" w:eastAsia="Times New Roman" w:hAnsi="Times New Roman" w:cs="Times New Roman"/>
+                <w:sz w:val="24"/>
+                <w:szCs w:val="24"/>
+              </w:rPr>
+            </w:pPr>
+            <w:r>
+              <w:rPr>
+                <w:rFonts w:ascii="Times New Roman" w:eastAsia="Times New Roman" w:hAnsi="Times New Roman" w:cs="Times New Roman"/>
+                <w:sz w:val="24"/>
+                <w:szCs w:val="24"/>
+              </w:rPr>
+              <w:t>6</w:t>
+            </w:r>
+          </w:p>
+        </w:tc>
+        <w:tc>
+          <w:tcPr>
+            <w:tcW w:w="14648" w:type="dxa"/>
+            <w:gridSpan w:val="7"/>
+            <w:tcBorders>
+              <w:top w:val="dotted" w:sz="4" w:space="0" w:color="000000"/>
+              <w:left w:val="dotted" w:sz="4" w:space="0" w:color="000000"/>
+              <w:bottom w:val="dotted" w:sz="4" w:space="0" w:color="000000"/>
+              <w:right w:val="single" w:sz="4" w:space="0" w:color="000000"/>
+            </w:tcBorders>
+            <w:shd w:val="clear" w:color="auto" w:fill="auto"/>
+            <w:tcMar>
+              <w:top w:w="0" w:type="dxa"/>
+              <w:left w:w="108" w:type="dxa"/>
+              <w:bottom w:w="0" w:type="dxa"/>
+              <w:right w:w="108" w:type="dxa"/>
+            </w:tcMar>
+            <w:vAlign w:val="center"/>
+          </w:tcPr>
+          <w:p>
+            <w:pPr>
+              <w:spacing w:before="100" w:after="160"/>
+              <w:rPr>
+                <w:rFonts w:ascii="Times New Roman" w:eastAsia="Times New Roman" w:hAnsi="Times New Roman" w:cs="Times New Roman"/>
+                <w:sz w:val="24"/>
+                <w:szCs w:val="24"/>
+              </w:rPr>
+            </w:pPr>
+            <w:r>
+              <w:rPr>
+                <w:rFonts w:ascii="Times New Roman" w:eastAsia="Times New Roman" w:hAnsi="Times New Roman" w:cs="Times New Roman"/>
+                <w:i/>
+                <w:sz w:val="24"/>
+                <w:szCs w:val="24"/>
+              </w:rPr>
+              <w:t>Se acordó continuar con la implementación de la gestión de cursos y usuarios, y preparar un documento técnico actualizado para la próxima revisión.</w:t>
+            </w:r>
           </w:p>
         </w:tc>
       </w:tr>
@@ -1533,7 +1964,7 @@
         </w:trPr>
         <w:tc>
           <w:tcPr>
-            <w:tcW w:w="436" w:type="dxa"/>
+            <w:tcW w:w="236" w:type="dxa"/>
             <w:tcBorders>
               <w:top w:val="dotted" w:sz="4" w:space="0" w:color="000000"/>
               <w:left w:val="single" w:sz="4" w:space="0" w:color="000000"/>
@@ -1604,7 +2035,6 @@
         <w:tc>
           <w:tcPr>
             <w:tcW w:w="2115" w:type="dxa"/>
-            <w:gridSpan w:val="2"/>
             <w:tcBorders>
               <w:top w:val="dotted" w:sz="4" w:space="0" w:color="000000"/>
               <w:left w:val="dotted" w:sz="4" w:space="0" w:color="000000"/>
@@ -1644,7 +2074,6 @@
         <w:tc>
           <w:tcPr>
             <w:tcW w:w="1534" w:type="dxa"/>
-            <w:gridSpan w:val="2"/>
             <w:tcBorders>
               <w:top w:val="dotted" w:sz="4" w:space="0" w:color="000000"/>
               <w:left w:val="dotted" w:sz="4" w:space="0" w:color="000000"/>
@@ -1683,7 +2112,8 @@
         </w:tc>
         <w:tc>
           <w:tcPr>
-            <w:tcW w:w="1577" w:type="dxa"/>
+            <w:tcW w:w="6205" w:type="dxa"/>
+            <w:gridSpan w:val="3"/>
             <w:tcBorders>
               <w:top w:val="dotted" w:sz="4" w:space="0" w:color="000000"/>
               <w:left w:val="dotted" w:sz="4" w:space="0" w:color="000000"/>
@@ -1727,7 +2157,7 @@
         </w:trPr>
         <w:tc>
           <w:tcPr>
-            <w:tcW w:w="436" w:type="dxa"/>
+            <w:tcW w:w="236" w:type="dxa"/>
             <w:tcBorders>
               <w:top w:val="dotted" w:sz="4" w:space="0" w:color="000000"/>
               <w:left w:val="single" w:sz="4" w:space="0" w:color="000000"/>
@@ -1754,6 +2184,15 @@
                 <w:szCs w:val="24"/>
               </w:rPr>
             </w:pPr>
+            <w:r>
+              <w:rPr>
+                <w:rFonts w:ascii="Times New Roman" w:eastAsia="Times New Roman" w:hAnsi="Times New Roman" w:cs="Times New Roman"/>
+                <w:color w:val="000000"/>
+                <w:sz w:val="24"/>
+                <w:szCs w:val="24"/>
+              </w:rPr>
+              <w:t>1</w:t>
+            </w:r>
           </w:p>
         </w:tc>
         <w:tc>
@@ -1781,17 +2220,24 @@
               <w:rPr>
                 <w:rFonts w:ascii="Times New Roman" w:eastAsia="Times New Roman" w:hAnsi="Times New Roman" w:cs="Times New Roman"/>
                 <w:i/>
-                <w:color w:val="808080"/>
-                <w:sz w:val="24"/>
-                <w:szCs w:val="24"/>
-              </w:rPr>
-            </w:pPr>
+                <w:sz w:val="24"/>
+                <w:szCs w:val="24"/>
+              </w:rPr>
+            </w:pPr>
+            <w:r>
+              <w:rPr>
+                <w:rFonts w:ascii="Times New Roman" w:eastAsia="Times New Roman" w:hAnsi="Times New Roman" w:cs="Times New Roman"/>
+                <w:i/>
+                <w:sz w:val="24"/>
+                <w:szCs w:val="24"/>
+              </w:rPr>
+              <w:t>Completar la implementación del módulo de creación y edición de cursos</w:t>
+            </w:r>
           </w:p>
         </w:tc>
         <w:tc>
           <w:tcPr>
             <w:tcW w:w="2115" w:type="dxa"/>
-            <w:gridSpan w:val="2"/>
             <w:tcBorders>
               <w:top w:val="dotted" w:sz="4" w:space="0" w:color="000000"/>
               <w:left w:val="dotted" w:sz="4" w:space="0" w:color="000000"/>
@@ -1813,17 +2259,24 @@
               <w:rPr>
                 <w:rFonts w:ascii="Times New Roman" w:eastAsia="Times New Roman" w:hAnsi="Times New Roman" w:cs="Times New Roman"/>
                 <w:i/>
-                <w:color w:val="808080"/>
-                <w:sz w:val="24"/>
-                <w:szCs w:val="24"/>
-              </w:rPr>
-            </w:pPr>
+                <w:sz w:val="24"/>
+                <w:szCs w:val="24"/>
+              </w:rPr>
+            </w:pPr>
+            <w:r>
+              <w:rPr>
+                <w:rFonts w:ascii="Times New Roman" w:eastAsia="Times New Roman" w:hAnsi="Times New Roman" w:cs="Times New Roman"/>
+                <w:i/>
+                <w:sz w:val="24"/>
+                <w:szCs w:val="24"/>
+              </w:rPr>
+              <w:t>Josué Merino Calderón</w:t>
+            </w:r>
           </w:p>
         </w:tc>
         <w:tc>
           <w:tcPr>
             <w:tcW w:w="1534" w:type="dxa"/>
-            <w:gridSpan w:val="2"/>
             <w:tcBorders>
               <w:top w:val="dotted" w:sz="4" w:space="0" w:color="000000"/>
               <w:left w:val="dotted" w:sz="4" w:space="0" w:color="000000"/>
@@ -1845,16 +2298,25 @@
               <w:rPr>
                 <w:rFonts w:ascii="Times New Roman" w:eastAsia="Times New Roman" w:hAnsi="Times New Roman" w:cs="Times New Roman"/>
                 <w:i/>
-                <w:color w:val="808080"/>
-                <w:sz w:val="24"/>
-                <w:szCs w:val="24"/>
-              </w:rPr>
-            </w:pPr>
-          </w:p>
-        </w:tc>
-        <w:tc>
-          <w:tcPr>
-            <w:tcW w:w="1577" w:type="dxa"/>
+                <w:sz w:val="24"/>
+                <w:szCs w:val="24"/>
+              </w:rPr>
+            </w:pPr>
+            <w:r>
+              <w:rPr>
+                <w:rFonts w:ascii="Times New Roman" w:eastAsia="Times New Roman" w:hAnsi="Times New Roman" w:cs="Times New Roman"/>
+                <w:i/>
+                <w:sz w:val="24"/>
+                <w:szCs w:val="24"/>
+              </w:rPr>
+              <w:t>01/10/2025</w:t>
+            </w:r>
+          </w:p>
+        </w:tc>
+        <w:tc>
+          <w:tcPr>
+            <w:tcW w:w="6205" w:type="dxa"/>
+            <w:gridSpan w:val="3"/>
             <w:tcBorders>
               <w:top w:val="dotted" w:sz="4" w:space="0" w:color="000000"/>
               <w:left w:val="dotted" w:sz="4" w:space="0" w:color="000000"/>
@@ -1876,324 +2338,6 @@
                 <w:rFonts w:ascii="Times New Roman" w:eastAsia="Times New Roman" w:hAnsi="Times New Roman" w:cs="Times New Roman"/>
                 <w:sz w:val="24"/>
                 <w:szCs w:val="24"/>
-              </w:rPr>
-            </w:pPr>
-          </w:p>
-        </w:tc>
-      </w:tr>
-      <w:tr>
-        <w:trPr>
-          <w:trHeight w:val="221"/>
-        </w:trPr>
-        <w:tc>
-          <w:tcPr>
-            <w:tcW w:w="436" w:type="dxa"/>
-            <w:tcBorders>
-              <w:top w:val="dotted" w:sz="4" w:space="0" w:color="000000"/>
-              <w:left w:val="single" w:sz="4" w:space="0" w:color="000000"/>
-              <w:bottom w:val="dotted" w:sz="4" w:space="0" w:color="000000"/>
-              <w:right w:val="dotted" w:sz="4" w:space="0" w:color="000000"/>
-            </w:tcBorders>
-            <w:shd w:val="clear" w:color="auto" w:fill="auto"/>
-            <w:tcMar>
-              <w:top w:w="0" w:type="dxa"/>
-              <w:left w:w="108" w:type="dxa"/>
-              <w:bottom w:w="0" w:type="dxa"/>
-              <w:right w:w="108" w:type="dxa"/>
-            </w:tcMar>
-            <w:vAlign w:val="center"/>
-          </w:tcPr>
-          <w:p>
-            <w:pPr>
-              <w:spacing w:line="240" w:lineRule="auto"/>
-              <w:jc w:val="center"/>
-              <w:rPr>
-                <w:rFonts w:ascii="Arial Narrow" w:eastAsia="Arial Narrow" w:hAnsi="Arial Narrow" w:cs="Arial Narrow"/>
-                <w:color w:val="000000"/>
-                <w:sz w:val="20"/>
-                <w:szCs w:val="20"/>
-              </w:rPr>
-            </w:pPr>
-          </w:p>
-        </w:tc>
-        <w:tc>
-          <w:tcPr>
-            <w:tcW w:w="4794" w:type="dxa"/>
-            <w:gridSpan w:val="2"/>
-            <w:tcBorders>
-              <w:top w:val="dotted" w:sz="4" w:space="0" w:color="000000"/>
-              <w:left w:val="dotted" w:sz="4" w:space="0" w:color="000000"/>
-              <w:bottom w:val="dotted" w:sz="4" w:space="0" w:color="000000"/>
-              <w:right w:val="dotted" w:sz="4" w:space="0" w:color="000000"/>
-            </w:tcBorders>
-            <w:shd w:val="clear" w:color="auto" w:fill="auto"/>
-            <w:tcMar>
-              <w:top w:w="0" w:type="dxa"/>
-              <w:left w:w="108" w:type="dxa"/>
-              <w:bottom w:w="0" w:type="dxa"/>
-              <w:right w:w="108" w:type="dxa"/>
-            </w:tcMar>
-            <w:vAlign w:val="center"/>
-          </w:tcPr>
-          <w:p>
-            <w:pPr>
-              <w:spacing w:before="240" w:line="240" w:lineRule="auto"/>
-              <w:rPr>
-                <w:rFonts w:ascii="Arial Narrow" w:eastAsia="Arial Narrow" w:hAnsi="Arial Narrow" w:cs="Arial Narrow"/>
-                <w:i/>
-                <w:color w:val="808080"/>
-                <w:sz w:val="20"/>
-                <w:szCs w:val="20"/>
-              </w:rPr>
-            </w:pPr>
-          </w:p>
-        </w:tc>
-        <w:tc>
-          <w:tcPr>
-            <w:tcW w:w="2115" w:type="dxa"/>
-            <w:gridSpan w:val="2"/>
-            <w:tcBorders>
-              <w:top w:val="dotted" w:sz="4" w:space="0" w:color="000000"/>
-              <w:left w:val="dotted" w:sz="4" w:space="0" w:color="000000"/>
-              <w:bottom w:val="dotted" w:sz="4" w:space="0" w:color="000000"/>
-              <w:right w:val="dotted" w:sz="4" w:space="0" w:color="000000"/>
-            </w:tcBorders>
-            <w:shd w:val="clear" w:color="auto" w:fill="auto"/>
-            <w:tcMar>
-              <w:top w:w="0" w:type="dxa"/>
-              <w:left w:w="108" w:type="dxa"/>
-              <w:bottom w:w="0" w:type="dxa"/>
-              <w:right w:w="108" w:type="dxa"/>
-            </w:tcMar>
-            <w:vAlign w:val="center"/>
-          </w:tcPr>
-          <w:p>
-            <w:pPr>
-              <w:spacing w:line="240" w:lineRule="auto"/>
-              <w:rPr>
-                <w:rFonts w:ascii="Arial Narrow" w:eastAsia="Arial Narrow" w:hAnsi="Arial Narrow" w:cs="Arial Narrow"/>
-                <w:i/>
-                <w:color w:val="808080"/>
-                <w:sz w:val="20"/>
-                <w:szCs w:val="20"/>
-              </w:rPr>
-            </w:pPr>
-          </w:p>
-        </w:tc>
-        <w:tc>
-          <w:tcPr>
-            <w:tcW w:w="1534" w:type="dxa"/>
-            <w:gridSpan w:val="2"/>
-            <w:tcBorders>
-              <w:top w:val="dotted" w:sz="4" w:space="0" w:color="000000"/>
-              <w:left w:val="dotted" w:sz="4" w:space="0" w:color="000000"/>
-              <w:bottom w:val="dotted" w:sz="4" w:space="0" w:color="000000"/>
-              <w:right w:val="dotted" w:sz="4" w:space="0" w:color="000000"/>
-            </w:tcBorders>
-            <w:shd w:val="clear" w:color="auto" w:fill="auto"/>
-            <w:tcMar>
-              <w:top w:w="0" w:type="dxa"/>
-              <w:left w:w="108" w:type="dxa"/>
-              <w:bottom w:w="0" w:type="dxa"/>
-              <w:right w:w="108" w:type="dxa"/>
-            </w:tcMar>
-            <w:vAlign w:val="center"/>
-          </w:tcPr>
-          <w:p>
-            <w:pPr>
-              <w:spacing w:line="240" w:lineRule="auto"/>
-              <w:rPr>
-                <w:rFonts w:ascii="Arial Narrow" w:eastAsia="Arial Narrow" w:hAnsi="Arial Narrow" w:cs="Arial Narrow"/>
-                <w:i/>
-                <w:color w:val="808080"/>
-                <w:sz w:val="20"/>
-                <w:szCs w:val="20"/>
-              </w:rPr>
-            </w:pPr>
-          </w:p>
-        </w:tc>
-        <w:tc>
-          <w:tcPr>
-            <w:tcW w:w="1577" w:type="dxa"/>
-            <w:tcBorders>
-              <w:top w:val="dotted" w:sz="4" w:space="0" w:color="000000"/>
-              <w:left w:val="dotted" w:sz="4" w:space="0" w:color="000000"/>
-              <w:bottom w:val="dotted" w:sz="4" w:space="0" w:color="000000"/>
-              <w:right w:val="single" w:sz="4" w:space="0" w:color="000000"/>
-            </w:tcBorders>
-            <w:shd w:val="clear" w:color="auto" w:fill="auto"/>
-            <w:tcMar>
-              <w:top w:w="0" w:type="dxa"/>
-              <w:left w:w="108" w:type="dxa"/>
-              <w:bottom w:w="0" w:type="dxa"/>
-              <w:right w:w="108" w:type="dxa"/>
-            </w:tcMar>
-          </w:tcPr>
-          <w:p>
-            <w:pPr>
-              <w:spacing w:line="240" w:lineRule="auto"/>
-              <w:rPr>
-                <w:rFonts w:ascii="Arial Narrow" w:eastAsia="Arial Narrow" w:hAnsi="Arial Narrow" w:cs="Arial Narrow"/>
-                <w:sz w:val="20"/>
-                <w:szCs w:val="20"/>
-              </w:rPr>
-            </w:pPr>
-          </w:p>
-        </w:tc>
-      </w:tr>
-      <w:tr>
-        <w:trPr>
-          <w:trHeight w:val="221"/>
-        </w:trPr>
-        <w:tc>
-          <w:tcPr>
-            <w:tcW w:w="436" w:type="dxa"/>
-            <w:tcBorders>
-              <w:top w:val="dotted" w:sz="4" w:space="0" w:color="000000"/>
-              <w:left w:val="single" w:sz="4" w:space="0" w:color="000000"/>
-              <w:bottom w:val="single" w:sz="4" w:space="0" w:color="000000"/>
-              <w:right w:val="dotted" w:sz="4" w:space="0" w:color="000000"/>
-            </w:tcBorders>
-            <w:shd w:val="clear" w:color="auto" w:fill="auto"/>
-            <w:tcMar>
-              <w:top w:w="0" w:type="dxa"/>
-              <w:left w:w="108" w:type="dxa"/>
-              <w:bottom w:w="0" w:type="dxa"/>
-              <w:right w:w="108" w:type="dxa"/>
-            </w:tcMar>
-            <w:vAlign w:val="center"/>
-          </w:tcPr>
-          <w:p>
-            <w:pPr>
-              <w:spacing w:after="0" w:line="240" w:lineRule="auto"/>
-              <w:jc w:val="center"/>
-              <w:rPr>
-                <w:rFonts w:ascii="Arial Narrow" w:eastAsia="Arial Narrow" w:hAnsi="Arial Narrow" w:cs="Arial Narrow"/>
-                <w:color w:val="000000"/>
-                <w:sz w:val="20"/>
-                <w:szCs w:val="20"/>
-              </w:rPr>
-            </w:pPr>
-          </w:p>
-        </w:tc>
-        <w:tc>
-          <w:tcPr>
-            <w:tcW w:w="4794" w:type="dxa"/>
-            <w:gridSpan w:val="2"/>
-            <w:tcBorders>
-              <w:top w:val="dotted" w:sz="4" w:space="0" w:color="000000"/>
-              <w:left w:val="dotted" w:sz="4" w:space="0" w:color="000000"/>
-              <w:bottom w:val="single" w:sz="4" w:space="0" w:color="000000"/>
-              <w:right w:val="dotted" w:sz="4" w:space="0" w:color="000000"/>
-            </w:tcBorders>
-            <w:shd w:val="clear" w:color="auto" w:fill="auto"/>
-            <w:tcMar>
-              <w:top w:w="0" w:type="dxa"/>
-              <w:left w:w="108" w:type="dxa"/>
-              <w:bottom w:w="0" w:type="dxa"/>
-              <w:right w:w="108" w:type="dxa"/>
-            </w:tcMar>
-            <w:vAlign w:val="center"/>
-          </w:tcPr>
-          <w:p>
-            <w:pPr>
-              <w:spacing w:before="240" w:line="240" w:lineRule="auto"/>
-              <w:rPr>
-                <w:rFonts w:ascii="Arial Narrow" w:eastAsia="Arial Narrow" w:hAnsi="Arial Narrow" w:cs="Arial Narrow"/>
-                <w:i/>
-                <w:color w:val="808080"/>
-                <w:sz w:val="20"/>
-                <w:szCs w:val="20"/>
-              </w:rPr>
-            </w:pPr>
-          </w:p>
-        </w:tc>
-        <w:tc>
-          <w:tcPr>
-            <w:tcW w:w="2115" w:type="dxa"/>
-            <w:gridSpan w:val="2"/>
-            <w:tcBorders>
-              <w:top w:val="dotted" w:sz="4" w:space="0" w:color="000000"/>
-              <w:left w:val="dotted" w:sz="4" w:space="0" w:color="000000"/>
-              <w:bottom w:val="single" w:sz="4" w:space="0" w:color="000000"/>
-              <w:right w:val="dotted" w:sz="4" w:space="0" w:color="000000"/>
-            </w:tcBorders>
-            <w:shd w:val="clear" w:color="auto" w:fill="auto"/>
-            <w:tcMar>
-              <w:top w:w="0" w:type="dxa"/>
-              <w:left w:w="108" w:type="dxa"/>
-              <w:bottom w:w="0" w:type="dxa"/>
-              <w:right w:w="108" w:type="dxa"/>
-            </w:tcMar>
-            <w:vAlign w:val="center"/>
-          </w:tcPr>
-          <w:p>
-            <w:pPr>
-              <w:spacing w:after="0" w:line="240" w:lineRule="auto"/>
-              <w:rPr>
-                <w:rFonts w:ascii="Arial Narrow" w:eastAsia="Arial Narrow" w:hAnsi="Arial Narrow" w:cs="Arial Narrow"/>
-                <w:i/>
-                <w:color w:val="808080"/>
-                <w:sz w:val="20"/>
-                <w:szCs w:val="20"/>
-              </w:rPr>
-            </w:pPr>
-          </w:p>
-        </w:tc>
-        <w:tc>
-          <w:tcPr>
-            <w:tcW w:w="1534" w:type="dxa"/>
-            <w:gridSpan w:val="2"/>
-            <w:tcBorders>
-              <w:top w:val="dotted" w:sz="4" w:space="0" w:color="000000"/>
-              <w:left w:val="dotted" w:sz="4" w:space="0" w:color="000000"/>
-              <w:bottom w:val="single" w:sz="4" w:space="0" w:color="000000"/>
-              <w:right w:val="dotted" w:sz="4" w:space="0" w:color="000000"/>
-            </w:tcBorders>
-            <w:shd w:val="clear" w:color="auto" w:fill="auto"/>
-            <w:tcMar>
-              <w:top w:w="0" w:type="dxa"/>
-              <w:left w:w="108" w:type="dxa"/>
-              <w:bottom w:w="0" w:type="dxa"/>
-              <w:right w:w="108" w:type="dxa"/>
-            </w:tcMar>
-          </w:tcPr>
-          <w:p>
-            <w:pPr>
-              <w:rPr>
-                <w:rFonts w:ascii="Arial Narrow" w:eastAsia="Arial Narrow" w:hAnsi="Arial Narrow" w:cs="Arial Narrow"/>
-                <w:i/>
-                <w:color w:val="808080"/>
-                <w:sz w:val="20"/>
-                <w:szCs w:val="20"/>
-              </w:rPr>
-            </w:pPr>
-          </w:p>
-        </w:tc>
-        <w:tc>
-          <w:tcPr>
-            <w:tcW w:w="1577" w:type="dxa"/>
-            <w:tcBorders>
-              <w:top w:val="dotted" w:sz="4" w:space="0" w:color="000000"/>
-              <w:left w:val="dotted" w:sz="4" w:space="0" w:color="000000"/>
-              <w:bottom w:val="single" w:sz="4" w:space="0" w:color="000000"/>
-              <w:right w:val="single" w:sz="4" w:space="0" w:color="000000"/>
-            </w:tcBorders>
-            <w:shd w:val="clear" w:color="auto" w:fill="auto"/>
-            <w:tcMar>
-              <w:top w:w="0" w:type="dxa"/>
-              <w:left w:w="108" w:type="dxa"/>
-              <w:bottom w:w="0" w:type="dxa"/>
-              <w:right w:w="108" w:type="dxa"/>
-            </w:tcMar>
-          </w:tcPr>
-          <w:p>
-            <w:pPr>
-              <w:spacing w:after="0" w:line="240" w:lineRule="auto"/>
-              <w:rPr>
-                <w:rFonts w:ascii="Arial Narrow" w:eastAsia="Arial Narrow" w:hAnsi="Arial Narrow" w:cs="Arial Narrow"/>
-                <w:sz w:val="20"/>
-                <w:szCs w:val="20"/>
               </w:rPr>
             </w:pPr>
           </w:p>
@@ -2216,457 +2360,8 @@
           <w:sz w:val="20"/>
           <w:szCs w:val="20"/>
         </w:rPr>
-        <w:sectPr>
-          <w:headerReference w:type="default" r:id="rId9"/>
-          <w:footerReference w:type="default" r:id="rId10"/>
-          <w:pgSz w:w="11906" w:h="16838"/>
-          <w:pgMar w:top="720" w:right="720" w:bottom="357" w:left="720" w:header="624" w:footer="624" w:gutter="0"/>
-          <w:pgNumType w:start="1"/>
-          <w:cols w:space="720"/>
-        </w:sectPr>
-      </w:pPr>
-      <w:r>
-        <w:br w:type="page"/>
-      </w:r>
-    </w:p>
-    <w:p>
-      <w:pPr>
-        <w:widowControl w:val="0"/>
-        <w:pBdr>
-          <w:top w:val="nil"/>
-          <w:left w:val="nil"/>
-          <w:bottom w:val="nil"/>
-          <w:right w:val="nil"/>
-          <w:between w:val="nil"/>
-        </w:pBdr>
-        <w:spacing w:after="0"/>
-        <w:rPr>
-          <w:rFonts w:ascii="Arial Narrow" w:eastAsia="Arial Narrow" w:hAnsi="Arial Narrow" w:cs="Arial Narrow"/>
-          <w:sz w:val="20"/>
-          <w:szCs w:val="20"/>
-        </w:rPr>
       </w:pPr>
     </w:p>
-    <w:tbl>
-      <w:tblPr>
-        <w:tblStyle w:val="a1"/>
-        <w:tblW w:w="10446" w:type="dxa"/>
-        <w:jc w:val="center"/>
-        <w:tblInd w:w="0" w:type="dxa"/>
-        <w:tblLayout w:type="fixed"/>
-        <w:tblLook w:val="0000" w:firstRow="0" w:lastRow="0" w:firstColumn="0" w:lastColumn="0" w:noHBand="0" w:noVBand="0"/>
-      </w:tblPr>
-      <w:tblGrid>
-        <w:gridCol w:w="1951"/>
-        <w:gridCol w:w="5557"/>
-        <w:gridCol w:w="1985"/>
-        <w:gridCol w:w="953"/>
-      </w:tblGrid>
-      <w:tr>
-        <w:trPr>
-          <w:trHeight w:val="852"/>
-          <w:jc w:val="center"/>
-        </w:trPr>
-        <w:tc>
-          <w:tcPr>
-            <w:tcW w:w="1951" w:type="dxa"/>
-            <w:vMerge w:val="restart"/>
-            <w:tcBorders>
-              <w:top w:val="single" w:sz="4" w:space="0" w:color="000000"/>
-              <w:left w:val="single" w:sz="4" w:space="0" w:color="000000"/>
-              <w:bottom w:val="single" w:sz="4" w:space="0" w:color="000000"/>
-              <w:right w:val="single" w:sz="4" w:space="0" w:color="000000"/>
-            </w:tcBorders>
-            <w:shd w:val="clear" w:color="auto" w:fill="auto"/>
-            <w:tcMar>
-              <w:top w:w="0" w:type="dxa"/>
-              <w:left w:w="108" w:type="dxa"/>
-              <w:bottom w:w="0" w:type="dxa"/>
-              <w:right w:w="108" w:type="dxa"/>
-            </w:tcMar>
-            <w:vAlign w:val="center"/>
-          </w:tcPr>
-          <w:p>
-            <w:pPr>
-              <w:pBdr>
-                <w:top w:val="nil"/>
-                <w:left w:val="nil"/>
-                <w:bottom w:val="nil"/>
-                <w:right w:val="nil"/>
-                <w:between w:val="nil"/>
-              </w:pBdr>
-              <w:tabs>
-                <w:tab w:val="center" w:pos="4252"/>
-                <w:tab w:val="right" w:pos="8504"/>
-              </w:tabs>
-              <w:spacing w:after="0" w:line="251" w:lineRule="auto"/>
-              <w:jc w:val="center"/>
-              <w:rPr>
-                <w:color w:val="000000"/>
-              </w:rPr>
-            </w:pPr>
-            <w:r>
-              <w:rPr>
-                <w:noProof/>
-                <w:color w:val="000000"/>
-                <w:lang w:val="es-EC" w:eastAsia="es-EC"/>
-              </w:rPr>
-              <w:drawing>
-                <wp:inline distT="0" distB="0" distL="0" distR="0">
-                  <wp:extent cx="1101725" cy="356235"/>
-                  <wp:effectExtent l="0" t="0" r="3175" b="5715"/>
-                  <wp:docPr id="2" name="Imagen 2"/>
-                  <wp:cNvGraphicFramePr>
-                    <a:graphicFrameLocks xmlns:a="http://schemas.openxmlformats.org/drawingml/2006/main" noChangeAspect="1"/>
-                  </wp:cNvGraphicFramePr>
-                  <a:graphic xmlns:a="http://schemas.openxmlformats.org/drawingml/2006/main">
-                    <a:graphicData uri="http://schemas.openxmlformats.org/drawingml/2006/picture">
-                      <pic:pic xmlns:pic="http://schemas.openxmlformats.org/drawingml/2006/picture">
-                        <pic:nvPicPr>
-                          <pic:cNvPr id="2" name="U-LEARNINGCENTER_LOGO_HORIZONTAL.png"/>
-                          <pic:cNvPicPr/>
-                        </pic:nvPicPr>
-                        <pic:blipFill>
-                          <a:blip r:embed="rId11" cstate="print">
-                            <a:extLst>
-                              <a:ext uri="{28A0092B-C50C-407E-A947-70E740481C1C}">
-                                <a14:useLocalDpi xmlns:a14="http://schemas.microsoft.com/office/drawing/2010/main" val="0"/>
-                              </a:ext>
-                            </a:extLst>
-                          </a:blip>
-                          <a:stretch>
-                            <a:fillRect/>
-                          </a:stretch>
-                        </pic:blipFill>
-                        <pic:spPr>
-                          <a:xfrm>
-                            <a:off x="0" y="0"/>
-                            <a:ext cx="1101725" cy="356235"/>
-                          </a:xfrm>
-                          <a:prstGeom prst="rect">
-                            <a:avLst/>
-                          </a:prstGeom>
-                        </pic:spPr>
-                      </pic:pic>
-                    </a:graphicData>
-                  </a:graphic>
-                </wp:inline>
-              </w:drawing>
-            </w:r>
-          </w:p>
-          <w:p>
-            <w:pPr>
-              <w:pBdr>
-                <w:top w:val="nil"/>
-                <w:left w:val="nil"/>
-                <w:bottom w:val="nil"/>
-                <w:right w:val="nil"/>
-                <w:between w:val="nil"/>
-              </w:pBdr>
-              <w:tabs>
-                <w:tab w:val="center" w:pos="4252"/>
-                <w:tab w:val="right" w:pos="8504"/>
-              </w:tabs>
-              <w:spacing w:after="0" w:line="251" w:lineRule="auto"/>
-              <w:jc w:val="center"/>
-              <w:rPr>
-                <w:rFonts w:ascii="Arial Narrow" w:eastAsia="Arial Narrow" w:hAnsi="Arial Narrow" w:cs="Arial Narrow"/>
-                <w:color w:val="000000"/>
-                <w:sz w:val="20"/>
-                <w:szCs w:val="20"/>
-              </w:rPr>
-            </w:pPr>
-          </w:p>
-        </w:tc>
-        <w:tc>
-          <w:tcPr>
-            <w:tcW w:w="5557" w:type="dxa"/>
-            <w:vMerge w:val="restart"/>
-            <w:tcBorders>
-              <w:top w:val="single" w:sz="4" w:space="0" w:color="000000"/>
-              <w:left w:val="single" w:sz="4" w:space="0" w:color="000000"/>
-              <w:bottom w:val="single" w:sz="4" w:space="0" w:color="000000"/>
-              <w:right w:val="single" w:sz="4" w:space="0" w:color="000000"/>
-            </w:tcBorders>
-            <w:shd w:val="clear" w:color="auto" w:fill="auto"/>
-            <w:tcMar>
-              <w:top w:w="0" w:type="dxa"/>
-              <w:left w:w="108" w:type="dxa"/>
-              <w:bottom w:w="0" w:type="dxa"/>
-              <w:right w:w="108" w:type="dxa"/>
-            </w:tcMar>
-            <w:vAlign w:val="center"/>
-          </w:tcPr>
-          <w:p>
-            <w:pPr>
-              <w:jc w:val="center"/>
-              <w:rPr>
-                <w:rFonts w:ascii="Arial Narrow" w:eastAsia="Arial Narrow" w:hAnsi="Arial Narrow" w:cs="Arial Narrow"/>
-                <w:b/>
-                <w:sz w:val="20"/>
-                <w:szCs w:val="20"/>
-              </w:rPr>
-            </w:pPr>
-            <w:r>
-              <w:rPr>
-                <w:rFonts w:ascii="Arial Narrow" w:eastAsia="Arial Narrow" w:hAnsi="Arial Narrow" w:cs="Arial Narrow"/>
-                <w:b/>
-                <w:sz w:val="20"/>
-                <w:szCs w:val="20"/>
-              </w:rPr>
-              <w:t>ACTA DE REUNIÓN</w:t>
-            </w:r>
-          </w:p>
-        </w:tc>
-        <w:tc>
-          <w:tcPr>
-            <w:tcW w:w="2938" w:type="dxa"/>
-            <w:gridSpan w:val="2"/>
-            <w:tcBorders>
-              <w:top w:val="single" w:sz="4" w:space="0" w:color="000000"/>
-              <w:left w:val="single" w:sz="4" w:space="0" w:color="000000"/>
-              <w:bottom w:val="single" w:sz="4" w:space="0" w:color="000000"/>
-              <w:right w:val="single" w:sz="4" w:space="0" w:color="000000"/>
-            </w:tcBorders>
-            <w:shd w:val="clear" w:color="auto" w:fill="auto"/>
-            <w:tcMar>
-              <w:top w:w="0" w:type="dxa"/>
-              <w:left w:w="108" w:type="dxa"/>
-              <w:bottom w:w="0" w:type="dxa"/>
-              <w:right w:w="108" w:type="dxa"/>
-            </w:tcMar>
-            <w:vAlign w:val="center"/>
-          </w:tcPr>
-          <w:p>
-            <w:pPr>
-              <w:pBdr>
-                <w:top w:val="nil"/>
-                <w:left w:val="nil"/>
-                <w:bottom w:val="nil"/>
-                <w:right w:val="nil"/>
-                <w:between w:val="nil"/>
-              </w:pBdr>
-              <w:tabs>
-                <w:tab w:val="center" w:pos="4252"/>
-                <w:tab w:val="right" w:pos="8504"/>
-              </w:tabs>
-              <w:spacing w:after="0" w:line="251" w:lineRule="auto"/>
-              <w:jc w:val="center"/>
-              <w:rPr>
-                <w:rFonts w:ascii="Arial Narrow" w:eastAsia="Arial Narrow" w:hAnsi="Arial Narrow" w:cs="Arial Narrow"/>
-                <w:b/>
-                <w:color w:val="000000"/>
-                <w:sz w:val="20"/>
-                <w:szCs w:val="20"/>
-              </w:rPr>
-            </w:pPr>
-            <w:r>
-              <w:rPr>
-                <w:rFonts w:ascii="Arial Narrow" w:eastAsia="Arial Narrow" w:hAnsi="Arial Narrow" w:cs="Arial Narrow"/>
-                <w:b/>
-                <w:color w:val="000000"/>
-                <w:sz w:val="20"/>
-                <w:szCs w:val="20"/>
-              </w:rPr>
-              <w:t>Ingeniería de Requisitos</w:t>
-            </w:r>
-          </w:p>
-        </w:tc>
-      </w:tr>
-      <w:tr>
-        <w:trPr>
-          <w:trHeight w:val="240"/>
-          <w:jc w:val="center"/>
-        </w:trPr>
-        <w:tc>
-          <w:tcPr>
-            <w:tcW w:w="1951" w:type="dxa"/>
-            <w:vMerge/>
-            <w:tcBorders>
-              <w:top w:val="single" w:sz="4" w:space="0" w:color="000000"/>
-              <w:left w:val="single" w:sz="4" w:space="0" w:color="000000"/>
-              <w:bottom w:val="single" w:sz="4" w:space="0" w:color="000000"/>
-              <w:right w:val="single" w:sz="4" w:space="0" w:color="000000"/>
-            </w:tcBorders>
-            <w:shd w:val="clear" w:color="auto" w:fill="auto"/>
-            <w:tcMar>
-              <w:top w:w="0" w:type="dxa"/>
-              <w:left w:w="108" w:type="dxa"/>
-              <w:bottom w:w="0" w:type="dxa"/>
-              <w:right w:w="108" w:type="dxa"/>
-            </w:tcMar>
-            <w:vAlign w:val="center"/>
-          </w:tcPr>
-          <w:p>
-            <w:pPr>
-              <w:widowControl w:val="0"/>
-              <w:pBdr>
-                <w:top w:val="nil"/>
-                <w:left w:val="nil"/>
-                <w:bottom w:val="nil"/>
-                <w:right w:val="nil"/>
-                <w:between w:val="nil"/>
-              </w:pBdr>
-              <w:spacing w:after="0"/>
-              <w:rPr>
-                <w:rFonts w:ascii="Arial Narrow" w:eastAsia="Arial Narrow" w:hAnsi="Arial Narrow" w:cs="Arial Narrow"/>
-                <w:b/>
-                <w:color w:val="000000"/>
-                <w:sz w:val="20"/>
-                <w:szCs w:val="20"/>
-              </w:rPr>
-            </w:pPr>
-          </w:p>
-        </w:tc>
-        <w:tc>
-          <w:tcPr>
-            <w:tcW w:w="5557" w:type="dxa"/>
-            <w:vMerge/>
-            <w:tcBorders>
-              <w:top w:val="single" w:sz="4" w:space="0" w:color="000000"/>
-              <w:left w:val="single" w:sz="4" w:space="0" w:color="000000"/>
-              <w:bottom w:val="single" w:sz="4" w:space="0" w:color="000000"/>
-              <w:right w:val="single" w:sz="4" w:space="0" w:color="000000"/>
-            </w:tcBorders>
-            <w:shd w:val="clear" w:color="auto" w:fill="auto"/>
-            <w:tcMar>
-              <w:top w:w="0" w:type="dxa"/>
-              <w:left w:w="108" w:type="dxa"/>
-              <w:bottom w:w="0" w:type="dxa"/>
-              <w:right w:w="108" w:type="dxa"/>
-            </w:tcMar>
-            <w:vAlign w:val="center"/>
-          </w:tcPr>
-          <w:p>
-            <w:pPr>
-              <w:widowControl w:val="0"/>
-              <w:pBdr>
-                <w:top w:val="nil"/>
-                <w:left w:val="nil"/>
-                <w:bottom w:val="nil"/>
-                <w:right w:val="nil"/>
-                <w:between w:val="nil"/>
-              </w:pBdr>
-              <w:spacing w:after="0"/>
-              <w:rPr>
-                <w:rFonts w:ascii="Arial Narrow" w:eastAsia="Arial Narrow" w:hAnsi="Arial Narrow" w:cs="Arial Narrow"/>
-                <w:b/>
-                <w:color w:val="000000"/>
-                <w:sz w:val="20"/>
-                <w:szCs w:val="20"/>
-              </w:rPr>
-            </w:pPr>
-          </w:p>
-        </w:tc>
-        <w:tc>
-          <w:tcPr>
-            <w:tcW w:w="1985" w:type="dxa"/>
-            <w:tcBorders>
-              <w:top w:val="single" w:sz="4" w:space="0" w:color="000000"/>
-              <w:left w:val="single" w:sz="4" w:space="0" w:color="000000"/>
-              <w:bottom w:val="single" w:sz="4" w:space="0" w:color="000000"/>
-              <w:right w:val="single" w:sz="4" w:space="0" w:color="000000"/>
-            </w:tcBorders>
-            <w:shd w:val="clear" w:color="auto" w:fill="auto"/>
-            <w:tcMar>
-              <w:top w:w="0" w:type="dxa"/>
-              <w:left w:w="108" w:type="dxa"/>
-              <w:bottom w:w="0" w:type="dxa"/>
-              <w:right w:w="108" w:type="dxa"/>
-            </w:tcMar>
-            <w:vAlign w:val="center"/>
-          </w:tcPr>
-          <w:p>
-            <w:pPr>
-              <w:pBdr>
-                <w:top w:val="nil"/>
-                <w:left w:val="nil"/>
-                <w:bottom w:val="nil"/>
-                <w:right w:val="nil"/>
-                <w:between w:val="nil"/>
-              </w:pBdr>
-              <w:tabs>
-                <w:tab w:val="center" w:pos="4252"/>
-                <w:tab w:val="right" w:pos="8504"/>
-              </w:tabs>
-              <w:spacing w:after="0" w:line="251" w:lineRule="auto"/>
-              <w:rPr>
-                <w:color w:val="000000"/>
-              </w:rPr>
-            </w:pPr>
-            <w:r>
-              <w:rPr>
-                <w:rFonts w:ascii="Arial Narrow" w:eastAsia="Arial Narrow" w:hAnsi="Arial Narrow" w:cs="Arial Narrow"/>
-                <w:b/>
-                <w:color w:val="000000"/>
-                <w:sz w:val="16"/>
-                <w:szCs w:val="16"/>
-              </w:rPr>
-              <w:t>N.° de página:</w:t>
-            </w:r>
-            <w:r>
-              <w:rPr>
-                <w:rFonts w:ascii="Arial Narrow" w:eastAsia="Arial Narrow" w:hAnsi="Arial Narrow" w:cs="Arial Narrow"/>
-                <w:color w:val="000000"/>
-                <w:sz w:val="16"/>
-                <w:szCs w:val="16"/>
-              </w:rPr>
-              <w:t xml:space="preserve">  </w:t>
-            </w:r>
-          </w:p>
-        </w:tc>
-        <w:tc>
-          <w:tcPr>
-            <w:tcW w:w="953" w:type="dxa"/>
-            <w:tcBorders>
-              <w:top w:val="single" w:sz="4" w:space="0" w:color="000000"/>
-              <w:left w:val="single" w:sz="4" w:space="0" w:color="000000"/>
-              <w:bottom w:val="single" w:sz="4" w:space="0" w:color="000000"/>
-              <w:right w:val="single" w:sz="4" w:space="0" w:color="000000"/>
-            </w:tcBorders>
-            <w:shd w:val="clear" w:color="auto" w:fill="auto"/>
-            <w:tcMar>
-              <w:top w:w="0" w:type="dxa"/>
-              <w:left w:w="108" w:type="dxa"/>
-              <w:bottom w:w="0" w:type="dxa"/>
-              <w:right w:w="108" w:type="dxa"/>
-            </w:tcMar>
-            <w:vAlign w:val="center"/>
-          </w:tcPr>
-          <w:p>
-            <w:pPr>
-              <w:pBdr>
-                <w:top w:val="nil"/>
-                <w:left w:val="nil"/>
-                <w:bottom w:val="nil"/>
-                <w:right w:val="nil"/>
-                <w:between w:val="nil"/>
-              </w:pBdr>
-              <w:tabs>
-                <w:tab w:val="center" w:pos="4252"/>
-                <w:tab w:val="right" w:pos="8504"/>
-              </w:tabs>
-              <w:spacing w:after="0" w:line="251" w:lineRule="auto"/>
-              <w:rPr>
-                <w:rFonts w:ascii="Arial Narrow" w:eastAsia="Arial Narrow" w:hAnsi="Arial Narrow" w:cs="Arial Narrow"/>
-                <w:color w:val="000000"/>
-                <w:sz w:val="16"/>
-                <w:szCs w:val="16"/>
-              </w:rPr>
-            </w:pPr>
-            <w:r>
-              <w:rPr>
-                <w:rFonts w:ascii="Arial Narrow" w:eastAsia="Arial Narrow" w:hAnsi="Arial Narrow" w:cs="Arial Narrow"/>
-                <w:color w:val="000000"/>
-                <w:sz w:val="16"/>
-                <w:szCs w:val="16"/>
-              </w:rPr>
-              <w:t>2 de 2</w:t>
-            </w:r>
-          </w:p>
-        </w:tc>
-      </w:tr>
-    </w:tbl>
     <w:p>
       <w:pPr>
         <w:spacing w:after="0" w:line="240" w:lineRule="auto"/>
@@ -3016,7 +2711,7 @@
                 <w:sz w:val="24"/>
                 <w:szCs w:val="24"/>
               </w:rPr>
-              <w:t>Pasante</w:t>
+              <w:t>Estudiante</w:t>
             </w:r>
           </w:p>
         </w:tc>
@@ -3225,7 +2920,7 @@
                 <w:sz w:val="24"/>
                 <w:szCs w:val="24"/>
               </w:rPr>
-              <w:t>Fernando Sandino Jaramillo Cartagena</w:t>
+              <w:t>Washington Loza Herrera</w:t>
             </w:r>
           </w:p>
         </w:tc>
@@ -3262,7 +2957,7 @@
                 <w:sz w:val="24"/>
                 <w:szCs w:val="24"/>
               </w:rPr>
-              <w:t>Gerente de TI</w:t>
+              <w:t>Tutor Académico</w:t>
             </w:r>
             <w:r>
               <w:rPr>
@@ -3306,23 +3001,7 @@
                 <w:sz w:val="24"/>
                 <w:szCs w:val="24"/>
               </w:rPr>
-              <w:t>sandino.jaramilo</w:t>
-            </w:r>
-            <w:r>
-              <w:rPr>
-                <w:rFonts w:ascii="Times New Roman" w:eastAsia="Times New Roman" w:hAnsi="Times New Roman" w:cs="Times New Roman"/>
-                <w:sz w:val="24"/>
-                <w:szCs w:val="24"/>
-              </w:rPr>
-              <w:t>@</w:t>
-            </w:r>
-            <w:r>
-              <w:rPr>
-                <w:rFonts w:ascii="Times New Roman" w:eastAsia="Times New Roman" w:hAnsi="Times New Roman" w:cs="Times New Roman"/>
-                <w:sz w:val="24"/>
-                <w:szCs w:val="24"/>
-              </w:rPr>
-              <w:t>ulearningcenter.com</w:t>
+              <w:t>wwloza@espe.edu.ec</w:t>
             </w:r>
           </w:p>
         </w:tc>
@@ -3367,257 +3046,7 @@
                 <w:sz w:val="24"/>
                 <w:szCs w:val="24"/>
               </w:rPr>
-              <w:t>99 270 6086</w:t>
-            </w:r>
-          </w:p>
-        </w:tc>
-        <w:tc>
-          <w:tcPr>
-            <w:tcW w:w="2055" w:type="dxa"/>
-            <w:tcBorders>
-              <w:top w:val="dotted" w:sz="4" w:space="0" w:color="000000"/>
-              <w:left w:val="dotted" w:sz="4" w:space="0" w:color="000000"/>
-              <w:bottom w:val="dotted" w:sz="4" w:space="0" w:color="000000"/>
-              <w:right w:val="single" w:sz="4" w:space="0" w:color="000000"/>
-            </w:tcBorders>
-            <w:shd w:val="clear" w:color="auto" w:fill="auto"/>
-            <w:tcMar>
-              <w:top w:w="0" w:type="dxa"/>
-              <w:left w:w="108" w:type="dxa"/>
-              <w:bottom w:w="0" w:type="dxa"/>
-              <w:right w:w="108" w:type="dxa"/>
-            </w:tcMar>
-            <w:vAlign w:val="center"/>
-          </w:tcPr>
-          <w:p>
-            <w:pPr>
-              <w:spacing w:after="0" w:line="240" w:lineRule="auto"/>
-              <w:rPr>
-                <w:rFonts w:ascii="Times New Roman" w:eastAsia="Times New Roman" w:hAnsi="Times New Roman" w:cs="Times New Roman"/>
-                <w:sz w:val="24"/>
-                <w:szCs w:val="24"/>
-              </w:rPr>
-            </w:pPr>
-            <w:r>
-              <w:rPr>
-                <w:rFonts w:ascii="Times New Roman" w:eastAsia="Times New Roman" w:hAnsi="Times New Roman" w:cs="Times New Roman"/>
-                <w:sz w:val="24"/>
-                <w:szCs w:val="24"/>
-              </w:rPr>
-              <w:br/>
-            </w:r>
-            <w:r>
-              <w:rPr>
-                <w:rFonts w:ascii="Times New Roman" w:eastAsia="Times New Roman" w:hAnsi="Times New Roman" w:cs="Times New Roman"/>
-                <w:sz w:val="24"/>
-                <w:szCs w:val="24"/>
-              </w:rPr>
-              <w:br/>
-            </w:r>
-            <w:r>
-              <w:rPr>
-                <w:rFonts w:ascii="Times New Roman" w:eastAsia="Times New Roman" w:hAnsi="Times New Roman" w:cs="Times New Roman"/>
-                <w:sz w:val="24"/>
-                <w:szCs w:val="24"/>
-              </w:rPr>
-              <w:br/>
-            </w:r>
-          </w:p>
-        </w:tc>
-      </w:tr>
-      <w:tr>
-        <w:trPr>
-          <w:trHeight w:val="694"/>
-        </w:trPr>
-        <w:tc>
-          <w:tcPr>
-            <w:tcW w:w="4590" w:type="dxa"/>
-            <w:tcBorders>
-              <w:top w:val="dotted" w:sz="4" w:space="0" w:color="000000"/>
-              <w:left w:val="single" w:sz="4" w:space="0" w:color="000000"/>
-              <w:bottom w:val="dotted" w:sz="4" w:space="0" w:color="000000"/>
-              <w:right w:val="dotted" w:sz="4" w:space="0" w:color="000000"/>
-            </w:tcBorders>
-            <w:shd w:val="clear" w:color="auto" w:fill="auto"/>
-            <w:tcMar>
-              <w:top w:w="0" w:type="dxa"/>
-              <w:left w:w="108" w:type="dxa"/>
-              <w:bottom w:w="0" w:type="dxa"/>
-              <w:right w:w="108" w:type="dxa"/>
-            </w:tcMar>
-            <w:vAlign w:val="center"/>
-          </w:tcPr>
-          <w:p>
-            <w:pPr>
-              <w:pBdr>
-                <w:top w:val="nil"/>
-                <w:left w:val="nil"/>
-                <w:bottom w:val="nil"/>
-                <w:right w:val="nil"/>
-                <w:between w:val="nil"/>
-              </w:pBdr>
-              <w:spacing w:after="0" w:line="240" w:lineRule="auto"/>
-              <w:rPr>
-                <w:rFonts w:ascii="Times New Roman" w:eastAsia="Times New Roman" w:hAnsi="Times New Roman" w:cs="Times New Roman"/>
-                <w:color w:val="000000"/>
-                <w:sz w:val="24"/>
-                <w:szCs w:val="24"/>
-              </w:rPr>
-            </w:pPr>
-            <w:r>
-              <w:rPr>
-                <w:rFonts w:ascii="Times New Roman" w:eastAsia="Times New Roman" w:hAnsi="Times New Roman" w:cs="Times New Roman"/>
-                <w:color w:val="000000"/>
-                <w:sz w:val="24"/>
-                <w:szCs w:val="24"/>
-              </w:rPr>
-              <w:t xml:space="preserve">Verónica Patricia </w:t>
-            </w:r>
-            <w:proofErr w:type="spellStart"/>
-            <w:r>
-              <w:rPr>
-                <w:rFonts w:ascii="Times New Roman" w:eastAsia="Times New Roman" w:hAnsi="Times New Roman" w:cs="Times New Roman"/>
-                <w:color w:val="000000"/>
-                <w:sz w:val="24"/>
-                <w:szCs w:val="24"/>
-              </w:rPr>
-              <w:t>Villacís</w:t>
-            </w:r>
-            <w:proofErr w:type="spellEnd"/>
-            <w:r>
-              <w:rPr>
-                <w:rFonts w:ascii="Times New Roman" w:eastAsia="Times New Roman" w:hAnsi="Times New Roman" w:cs="Times New Roman"/>
-                <w:color w:val="000000"/>
-                <w:sz w:val="24"/>
-                <w:szCs w:val="24"/>
-              </w:rPr>
-              <w:t xml:space="preserve"> Altamirano</w:t>
-            </w:r>
-          </w:p>
-        </w:tc>
-        <w:tc>
-          <w:tcPr>
-            <w:tcW w:w="2411" w:type="dxa"/>
-            <w:tcBorders>
-              <w:top w:val="dotted" w:sz="4" w:space="0" w:color="000000"/>
-              <w:left w:val="dotted" w:sz="4" w:space="0" w:color="000000"/>
-              <w:bottom w:val="dotted" w:sz="4" w:space="0" w:color="000000"/>
-              <w:right w:val="dotted" w:sz="4" w:space="0" w:color="000000"/>
-            </w:tcBorders>
-            <w:shd w:val="clear" w:color="auto" w:fill="auto"/>
-            <w:tcMar>
-              <w:top w:w="0" w:type="dxa"/>
-              <w:left w:w="108" w:type="dxa"/>
-              <w:bottom w:w="0" w:type="dxa"/>
-              <w:right w:w="108" w:type="dxa"/>
-            </w:tcMar>
-            <w:vAlign w:val="center"/>
-          </w:tcPr>
-          <w:p>
-            <w:pPr>
-              <w:spacing w:after="0" w:line="240" w:lineRule="auto"/>
-              <w:rPr>
-                <w:rFonts w:ascii="Times New Roman" w:eastAsia="Times New Roman" w:hAnsi="Times New Roman" w:cs="Times New Roman"/>
-                <w:sz w:val="24"/>
-                <w:szCs w:val="24"/>
-              </w:rPr>
-            </w:pPr>
-            <w:r>
-              <w:rPr>
-                <w:rFonts w:ascii="Times New Roman" w:eastAsia="Times New Roman" w:hAnsi="Times New Roman" w:cs="Times New Roman"/>
-                <w:sz w:val="24"/>
-                <w:szCs w:val="24"/>
-              </w:rPr>
-              <w:t>Gerente de Marketing</w:t>
-            </w:r>
-            <w:r>
-              <w:rPr>
-                <w:rFonts w:ascii="Times New Roman" w:eastAsia="Times New Roman" w:hAnsi="Times New Roman" w:cs="Times New Roman"/>
-                <w:sz w:val="24"/>
-                <w:szCs w:val="24"/>
-              </w:rPr>
-              <w:t xml:space="preserve"> </w:t>
-            </w:r>
-          </w:p>
-        </w:tc>
-        <w:tc>
-          <w:tcPr>
-            <w:tcW w:w="4249" w:type="dxa"/>
-            <w:tcBorders>
-              <w:top w:val="dotted" w:sz="4" w:space="0" w:color="000000"/>
-              <w:left w:val="dotted" w:sz="4" w:space="0" w:color="000000"/>
-              <w:bottom w:val="dotted" w:sz="4" w:space="0" w:color="000000"/>
-              <w:right w:val="dotted" w:sz="4" w:space="0" w:color="000000"/>
-            </w:tcBorders>
-            <w:shd w:val="clear" w:color="auto" w:fill="auto"/>
-            <w:tcMar>
-              <w:top w:w="0" w:type="dxa"/>
-              <w:left w:w="108" w:type="dxa"/>
-              <w:bottom w:w="0" w:type="dxa"/>
-              <w:right w:w="108" w:type="dxa"/>
-            </w:tcMar>
-          </w:tcPr>
-          <w:p>
-            <w:pPr>
-              <w:spacing w:before="240" w:after="0" w:line="240" w:lineRule="auto"/>
-              <w:rPr>
-                <w:rFonts w:ascii="Times New Roman" w:eastAsia="Times New Roman" w:hAnsi="Times New Roman" w:cs="Times New Roman"/>
-                <w:sz w:val="24"/>
-                <w:szCs w:val="24"/>
-              </w:rPr>
-            </w:pPr>
-            <w:r>
-              <w:rPr>
-                <w:rFonts w:ascii="Times New Roman" w:eastAsia="Times New Roman" w:hAnsi="Times New Roman" w:cs="Times New Roman"/>
-                <w:sz w:val="24"/>
-                <w:szCs w:val="24"/>
-              </w:rPr>
-              <w:t>verónica.villacis@ulearningcenter.com</w:t>
-            </w:r>
-          </w:p>
-        </w:tc>
-        <w:tc>
-          <w:tcPr>
-            <w:tcW w:w="1980" w:type="dxa"/>
-            <w:tcBorders>
-              <w:top w:val="dotted" w:sz="4" w:space="0" w:color="000000"/>
-              <w:left w:val="dotted" w:sz="4" w:space="0" w:color="000000"/>
-              <w:bottom w:val="dotted" w:sz="4" w:space="0" w:color="000000"/>
-              <w:right w:val="dotted" w:sz="4" w:space="0" w:color="000000"/>
-            </w:tcBorders>
-            <w:shd w:val="clear" w:color="auto" w:fill="auto"/>
-            <w:tcMar>
-              <w:top w:w="0" w:type="dxa"/>
-              <w:left w:w="108" w:type="dxa"/>
-              <w:bottom w:w="0" w:type="dxa"/>
-              <w:right w:w="108" w:type="dxa"/>
-            </w:tcMar>
-          </w:tcPr>
-          <w:p>
-            <w:pPr>
-              <w:spacing w:before="240" w:after="0" w:line="240" w:lineRule="auto"/>
-              <w:jc w:val="center"/>
-              <w:rPr>
-                <w:rFonts w:ascii="Times New Roman" w:eastAsia="Times New Roman" w:hAnsi="Times New Roman" w:cs="Times New Roman"/>
-                <w:sz w:val="24"/>
-                <w:szCs w:val="24"/>
-              </w:rPr>
-            </w:pPr>
-            <w:r>
-              <w:rPr>
-                <w:rFonts w:ascii="Times New Roman" w:eastAsia="Times New Roman" w:hAnsi="Times New Roman" w:cs="Times New Roman"/>
-                <w:sz w:val="24"/>
-                <w:szCs w:val="24"/>
-              </w:rPr>
-              <w:t>0</w:t>
-            </w:r>
-            <w:r>
-              <w:rPr>
-                <w:rFonts w:ascii="Times New Roman" w:eastAsia="Times New Roman" w:hAnsi="Times New Roman" w:cs="Times New Roman"/>
-                <w:sz w:val="24"/>
-                <w:szCs w:val="24"/>
-              </w:rPr>
-              <w:t>98 408 1670</w:t>
+              <w:t>99 923 8772</w:t>
             </w:r>
           </w:p>
         </w:tc>
@@ -3688,6 +3117,8 @@
       </w:pPr>
     </w:p>
     <w:sectPr>
+      <w:headerReference w:type="default" r:id="rId9"/>
+      <w:footerReference w:type="default" r:id="rId10"/>
       <w:pgSz w:w="16838" w:h="11906" w:orient="landscape"/>
       <w:pgMar w:top="720" w:right="720" w:bottom="357" w:left="720" w:header="624" w:footer="624" w:gutter="0"/>
       <w:cols w:space="720"/>
